--- a/CEA_Ecat-Exam-System/ECAT_Exam_System_Report.docx
+++ b/CEA_Ecat-Exam-System/ECAT_Exam_System_Report.docx
@@ -97,7 +97,7 @@
     <w:tbl>
       <w:tblPr>
         <w:tblStyle w:val="TableGrid0"/>
-        <w:tblW w:w="9360" w:type="dxa"/>
+        <w:tblW w:w="9339" w:type="dxa"/>
         <w:tblInd w:w="-11" w:type="dxa"/>
         <w:tblCellMar>
           <w:top w:w="88" w:type="dxa"/>
@@ -107,16 +107,16 @@
         <w:tblLook w:val="04A0" w:firstRow="1" w:lastRow="0" w:firstColumn="1" w:lastColumn="0" w:noHBand="0" w:noVBand="1"/>
       </w:tblPr>
       <w:tblGrid>
-        <w:gridCol w:w="2699"/>
-        <w:gridCol w:w="6661"/>
+        <w:gridCol w:w="2693"/>
+        <w:gridCol w:w="6646"/>
       </w:tblGrid>
       <w:tr>
         <w:trPr>
-          <w:trHeight w:val="360"/>
+          <w:trHeight w:val="395"/>
         </w:trPr>
         <w:tc>
           <w:tcPr>
-            <w:tcW w:w="2699" w:type="dxa"/>
+            <w:tcW w:w="2693" w:type="dxa"/>
             <w:tcBorders>
               <w:top w:val="single" w:sz="33" w:space="0" w:color="AAAAAA"/>
               <w:left w:val="single" w:sz="2" w:space="0" w:color="AAAAAA"/>
@@ -140,7 +140,7 @@
         </w:tc>
         <w:tc>
           <w:tcPr>
-            <w:tcW w:w="6660" w:type="dxa"/>
+            <w:tcW w:w="6646" w:type="dxa"/>
             <w:tcBorders>
               <w:top w:val="single" w:sz="33" w:space="0" w:color="AAAAAA"/>
               <w:left w:val="single" w:sz="2" w:space="0" w:color="AAAAAA"/>
@@ -171,11 +171,11 @@
       </w:tr>
       <w:tr>
         <w:trPr>
-          <w:trHeight w:val="391"/>
+          <w:trHeight w:val="429"/>
         </w:trPr>
         <w:tc>
           <w:tcPr>
-            <w:tcW w:w="2699" w:type="dxa"/>
+            <w:tcW w:w="2693" w:type="dxa"/>
             <w:tcBorders>
               <w:top w:val="single" w:sz="33" w:space="0" w:color="AAAAAA"/>
               <w:left w:val="single" w:sz="2" w:space="0" w:color="AAAAAA"/>
@@ -199,7 +199,7 @@
         </w:tc>
         <w:tc>
           <w:tcPr>
-            <w:tcW w:w="6660" w:type="dxa"/>
+            <w:tcW w:w="6646" w:type="dxa"/>
             <w:tcBorders>
               <w:top w:val="single" w:sz="33" w:space="0" w:color="AAAAAA"/>
               <w:left w:val="single" w:sz="2" w:space="0" w:color="AAAAAA"/>
@@ -230,11 +230,11 @@
       </w:tr>
       <w:tr>
         <w:trPr>
-          <w:trHeight w:val="394"/>
+          <w:trHeight w:val="433"/>
         </w:trPr>
         <w:tc>
           <w:tcPr>
-            <w:tcW w:w="2699" w:type="dxa"/>
+            <w:tcW w:w="2693" w:type="dxa"/>
             <w:tcBorders>
               <w:top w:val="single" w:sz="33" w:space="0" w:color="AAAAAA"/>
               <w:left w:val="single" w:sz="2" w:space="0" w:color="AAAAAA"/>
@@ -258,7 +258,7 @@
         </w:tc>
         <w:tc>
           <w:tcPr>
-            <w:tcW w:w="6660" w:type="dxa"/>
+            <w:tcW w:w="6646" w:type="dxa"/>
             <w:tcBorders>
               <w:top w:val="single" w:sz="33" w:space="0" w:color="AAAAAA"/>
               <w:left w:val="single" w:sz="2" w:space="0" w:color="AAAAAA"/>
@@ -289,11 +289,11 @@
       </w:tr>
       <w:tr>
         <w:trPr>
-          <w:trHeight w:val="391"/>
+          <w:trHeight w:val="429"/>
         </w:trPr>
         <w:tc>
           <w:tcPr>
-            <w:tcW w:w="2699" w:type="dxa"/>
+            <w:tcW w:w="2693" w:type="dxa"/>
             <w:tcBorders>
               <w:top w:val="single" w:sz="33" w:space="0" w:color="AAAAAA"/>
               <w:left w:val="single" w:sz="2" w:space="0" w:color="AAAAAA"/>
@@ -317,7 +317,7 @@
         </w:tc>
         <w:tc>
           <w:tcPr>
-            <w:tcW w:w="6660" w:type="dxa"/>
+            <w:tcW w:w="6646" w:type="dxa"/>
             <w:tcBorders>
               <w:top w:val="single" w:sz="33" w:space="0" w:color="AAAAAA"/>
               <w:left w:val="single" w:sz="2" w:space="0" w:color="AAAAAA"/>
@@ -348,11 +348,11 @@
       </w:tr>
       <w:tr>
         <w:trPr>
-          <w:trHeight w:val="391"/>
+          <w:trHeight w:val="429"/>
         </w:trPr>
         <w:tc>
           <w:tcPr>
-            <w:tcW w:w="2699" w:type="dxa"/>
+            <w:tcW w:w="2693" w:type="dxa"/>
             <w:tcBorders>
               <w:top w:val="single" w:sz="33" w:space="0" w:color="AAAAAA"/>
               <w:left w:val="single" w:sz="2" w:space="0" w:color="AAAAAA"/>
@@ -376,7 +376,7 @@
         </w:tc>
         <w:tc>
           <w:tcPr>
-            <w:tcW w:w="6660" w:type="dxa"/>
+            <w:tcW w:w="6646" w:type="dxa"/>
             <w:tcBorders>
               <w:top w:val="single" w:sz="33" w:space="0" w:color="AAAAAA"/>
               <w:left w:val="single" w:sz="2" w:space="0" w:color="AAAAAA"/>
@@ -407,11 +407,11 @@
       </w:tr>
       <w:tr>
         <w:trPr>
-          <w:trHeight w:val="394"/>
+          <w:trHeight w:val="433"/>
         </w:trPr>
         <w:tc>
           <w:tcPr>
-            <w:tcW w:w="2699" w:type="dxa"/>
+            <w:tcW w:w="2693" w:type="dxa"/>
             <w:tcBorders>
               <w:top w:val="single" w:sz="33" w:space="0" w:color="AAAAAA"/>
               <w:left w:val="single" w:sz="2" w:space="0" w:color="AAAAAA"/>
@@ -434,7 +434,7 @@
         </w:tc>
         <w:tc>
           <w:tcPr>
-            <w:tcW w:w="6660" w:type="dxa"/>
+            <w:tcW w:w="6646" w:type="dxa"/>
             <w:tcBorders>
               <w:top w:val="single" w:sz="33" w:space="0" w:color="AAAAAA"/>
               <w:left w:val="single" w:sz="2" w:space="0" w:color="AAAAAA"/>
@@ -458,11 +458,11 @@
       </w:tr>
       <w:tr>
         <w:trPr>
-          <w:trHeight w:val="391"/>
+          <w:trHeight w:val="429"/>
         </w:trPr>
         <w:tc>
           <w:tcPr>
-            <w:tcW w:w="2699" w:type="dxa"/>
+            <w:tcW w:w="2693" w:type="dxa"/>
             <w:tcBorders>
               <w:top w:val="single" w:sz="33" w:space="0" w:color="AAAAAA"/>
               <w:left w:val="single" w:sz="2" w:space="0" w:color="AAAAAA"/>
@@ -486,7 +486,7 @@
         </w:tc>
         <w:tc>
           <w:tcPr>
-            <w:tcW w:w="6660" w:type="dxa"/>
+            <w:tcW w:w="6646" w:type="dxa"/>
             <w:tcBorders>
               <w:top w:val="single" w:sz="33" w:space="0" w:color="AAAAAA"/>
               <w:left w:val="single" w:sz="2" w:space="0" w:color="AAAAAA"/>
@@ -518,11 +518,11 @@
       </w:tr>
       <w:tr>
         <w:trPr>
-          <w:trHeight w:val="391"/>
+          <w:trHeight w:val="429"/>
         </w:trPr>
         <w:tc>
           <w:tcPr>
-            <w:tcW w:w="2699" w:type="dxa"/>
+            <w:tcW w:w="2693" w:type="dxa"/>
             <w:tcBorders>
               <w:top w:val="single" w:sz="33" w:space="0" w:color="AAAAAA"/>
               <w:left w:val="single" w:sz="2" w:space="0" w:color="AAAAAA"/>
@@ -545,7 +545,7 @@
         </w:tc>
         <w:tc>
           <w:tcPr>
-            <w:tcW w:w="6660" w:type="dxa"/>
+            <w:tcW w:w="6646" w:type="dxa"/>
             <w:tcBorders>
               <w:top w:val="single" w:sz="33" w:space="0" w:color="AAAAAA"/>
               <w:left w:val="single" w:sz="2" w:space="0" w:color="AAAAAA"/>
@@ -591,11 +591,11 @@
       </w:tr>
       <w:tr>
         <w:trPr>
-          <w:trHeight w:val="394"/>
+          <w:trHeight w:val="433"/>
         </w:trPr>
         <w:tc>
           <w:tcPr>
-            <w:tcW w:w="2699" w:type="dxa"/>
+            <w:tcW w:w="2693" w:type="dxa"/>
             <w:tcBorders>
               <w:top w:val="single" w:sz="33" w:space="0" w:color="AAAAAA"/>
               <w:left w:val="single" w:sz="2" w:space="0" w:color="AAAAAA"/>
@@ -615,7 +615,7 @@
         </w:tc>
         <w:tc>
           <w:tcPr>
-            <w:tcW w:w="6660" w:type="dxa"/>
+            <w:tcW w:w="6646" w:type="dxa"/>
             <w:tcBorders>
               <w:top w:val="single" w:sz="33" w:space="0" w:color="AAAAAA"/>
               <w:left w:val="single" w:sz="2" w:space="0" w:color="AAAAAA"/>
@@ -639,11 +639,11 @@
       </w:tr>
       <w:tr>
         <w:trPr>
-          <w:trHeight w:val="361"/>
+          <w:trHeight w:val="396"/>
         </w:trPr>
         <w:tc>
           <w:tcPr>
-            <w:tcW w:w="2699" w:type="dxa"/>
+            <w:tcW w:w="2693" w:type="dxa"/>
             <w:tcBorders>
               <w:top w:val="single" w:sz="33" w:space="0" w:color="AAAAAA"/>
               <w:left w:val="single" w:sz="2" w:space="0" w:color="AAAAAA"/>
@@ -663,7 +663,7 @@
         </w:tc>
         <w:tc>
           <w:tcPr>
-            <w:tcW w:w="6660" w:type="dxa"/>
+            <w:tcW w:w="6646" w:type="dxa"/>
             <w:tcBorders>
               <w:top w:val="single" w:sz="33" w:space="0" w:color="AAAAAA"/>
               <w:left w:val="single" w:sz="2" w:space="0" w:color="AAAAAA"/>
@@ -721,7 +721,7 @@
       </w:pPr>
       <w:r>
         <w:rPr>
-          <w:sz w:val="36"/>
+          <w:sz w:val="40"/>
         </w:rPr>
         <w:t>ECAT Exam System - Project Report</w:t>
       </w:r>
@@ -734,57 +734,188 @@
     <w:p>
       <w:pPr>
         <w:pStyle w:val="Heading2"/>
-      </w:pPr>
-      <w:r>
+        <w:rPr>
+          <w:sz w:val="28"/>
+        </w:rPr>
+      </w:pPr>
+      <w:r>
+        <w:rPr>
+          <w:sz w:val="28"/>
+        </w:rPr>
         <w:t>Title</w:t>
       </w:r>
     </w:p>
     <w:p>
-      <w:r>
+      <w:pPr>
+        <w:rPr>
+          <w:sz w:val="24"/>
+        </w:rPr>
+      </w:pPr>
+      <w:r>
+        <w:rPr>
+          <w:sz w:val="24"/>
+        </w:rPr>
         <w:t>ECAT Exam System</w:t>
       </w:r>
     </w:p>
     <w:p>
       <w:pPr>
         <w:pStyle w:val="Heading2"/>
-      </w:pPr>
-      <w:r>
+        <w:rPr>
+          <w:sz w:val="28"/>
+        </w:rPr>
+      </w:pPr>
+      <w:r>
+        <w:rPr>
+          <w:sz w:val="28"/>
+        </w:rPr>
+        <w:t>Introduction</w:t>
+      </w:r>
+    </w:p>
+    <w:p>
+      <w:pPr>
+        <w:rPr>
+          <w:sz w:val="23"/>
+          <w:szCs w:val="23"/>
+        </w:rPr>
+      </w:pPr>
+      <w:r>
+        <w:rPr>
+          <w:sz w:val="23"/>
+          <w:szCs w:val="23"/>
+        </w:rPr>
+        <w:t>This console-based ECAT Examination System was developed to address the inefficiencies and human errors tied to traditional manual grading methods. Designed as a lightweight, terminal-based solution, the system streamlines the examination process by offering administrators an organized platform for question management and result viewing. Simultaneously, it provides students with a straightforward, distraction-free interface to attempt engineering entry test simulations and receive instant, automated score calculations.</w:t>
+      </w:r>
+    </w:p>
+    <w:p>
+      <w:pPr>
+        <w:pStyle w:val="Heading2"/>
+        <w:rPr>
+          <w:sz w:val="28"/>
+        </w:rPr>
+      </w:pPr>
+      <w:r>
+        <w:rPr>
+          <w:sz w:val="28"/>
+        </w:rPr>
+        <w:lastRenderedPageBreak/>
         <w:t>Problem Statement</w:t>
       </w:r>
     </w:p>
     <w:p>
-      <w:r>
-        <w:t>Students need a simple system to attempt an MCQ-based ECAT-style examination. The system should allow students to take exams, calculate scores automatically, and allow administrators to manage questions and view results.</w:t>
+      <w:pPr>
+        <w:spacing w:after="0" w:line="240" w:lineRule="auto"/>
+        <w:rPr>
+          <w:rFonts w:eastAsia="Times New Roman" w:cs="Arial"/>
+          <w:sz w:val="23"/>
+          <w:szCs w:val="23"/>
+        </w:rPr>
+      </w:pPr>
+      <w:r>
+        <w:rPr>
+          <w:rFonts w:eastAsia="Times New Roman" w:cs="Arial"/>
+          <w:sz w:val="23"/>
+          <w:szCs w:val="23"/>
+        </w:rPr>
+        <w:t>Grading papers by hand takes forever, and honestly, it is so easy to miscount a point when you are looking at hundreds of sheets. That is why we desperately need an automatic grading setup. It would save so much time and keep things completely fair.</w:t>
+      </w:r>
+    </w:p>
+    <w:p>
+      <w:pPr>
+        <w:spacing w:after="0" w:line="240" w:lineRule="auto"/>
+        <w:rPr>
+          <w:rFonts w:eastAsia="Times New Roman" w:cs="Arial"/>
+          <w:sz w:val="23"/>
+          <w:szCs w:val="23"/>
+        </w:rPr>
+      </w:pPr>
+      <w:r>
+        <w:rPr>
+          <w:rFonts w:eastAsia="Times New Roman" w:cs="Arial"/>
+          <w:sz w:val="23"/>
+          <w:szCs w:val="23"/>
+        </w:rPr>
+        <w:t>Teachers also need a simple way to organize and update all the exam questions in one place without losing their minds.</w:t>
+      </w:r>
+    </w:p>
+    <w:p>
+      <w:pPr>
+        <w:spacing w:line="240" w:lineRule="auto"/>
+        <w:rPr>
+          <w:rFonts w:eastAsia="Times New Roman" w:cs="Arial"/>
+          <w:sz w:val="23"/>
+          <w:szCs w:val="23"/>
+        </w:rPr>
+      </w:pPr>
+      <w:r>
+        <w:rPr>
+          <w:rFonts w:eastAsia="Times New Roman" w:cs="Arial"/>
+          <w:sz w:val="23"/>
+          <w:szCs w:val="23"/>
+        </w:rPr>
+        <w:t>For the students, the whole process should be stress-free. They just need a straightforward, easy-to-use website where they can log in, take their ECAT practice tests, and see their scores right away.</w:t>
       </w:r>
     </w:p>
     <w:p>
       <w:pPr>
         <w:pStyle w:val="Heading2"/>
-      </w:pPr>
-      <w:r>
+        <w:rPr>
+          <w:sz w:val="28"/>
+        </w:rPr>
+      </w:pPr>
+      <w:r>
+        <w:rPr>
+          <w:sz w:val="28"/>
+        </w:rPr>
         <w:t>Objectives</w:t>
       </w:r>
     </w:p>
     <w:p>
-      <w:r>
-        <w:t>- Develop a console-based examination system.</w:t>
-      </w:r>
-      <w:r>
+      <w:pPr>
+        <w:rPr>
+          <w:sz w:val="23"/>
+          <w:szCs w:val="23"/>
+        </w:rPr>
+      </w:pPr>
+      <w:r>
+        <w:t xml:space="preserve">- </w:t>
+      </w:r>
+      <w:r>
+        <w:rPr>
+          <w:sz w:val="23"/>
+          <w:szCs w:val="23"/>
+        </w:rPr>
+        <w:t>Develop a console-based examination system.</w:t>
+      </w:r>
+      <w:r>
+        <w:rPr>
+          <w:sz w:val="23"/>
+          <w:szCs w:val="23"/>
+        </w:rPr>
         <w:br/>
         <w:t>- Provide separate Admin and Student portals.</w:t>
       </w:r>
       <w:r>
+        <w:rPr>
+          <w:sz w:val="23"/>
+          <w:szCs w:val="23"/>
+        </w:rPr>
         <w:br/>
-      </w:r>
-      <w:r>
-        <w:lastRenderedPageBreak/>
         <w:t>- Conduct MCQ-based tests and calculate scores automatically.</w:t>
       </w:r>
       <w:r>
+        <w:rPr>
+          <w:sz w:val="23"/>
+          <w:szCs w:val="23"/>
+        </w:rPr>
         <w:br/>
         <w:t>- Generate grades and statistics.</w:t>
       </w:r>
       <w:r>
+        <w:rPr>
+          <w:sz w:val="23"/>
+          <w:szCs w:val="23"/>
+        </w:rPr>
         <w:br/>
         <w:t>- Allow administrators to add, view, and delete questions.</w:t>
       </w:r>
@@ -792,126 +923,744 @@
     <w:p>
       <w:pPr>
         <w:pStyle w:val="Heading2"/>
-      </w:pPr>
-      <w:r>
+        <w:rPr>
+          <w:sz w:val="28"/>
+        </w:rPr>
+      </w:pPr>
+      <w:r>
+        <w:rPr>
+          <w:sz w:val="28"/>
+        </w:rPr>
         <w:t>Methodology</w:t>
       </w:r>
     </w:p>
     <w:p>
-      <w:r>
-        <w:t>The project was developed using Python. Lists, dictionaries, loops, functions, and conditional statements were used to implement the system. The project was divided into modules such as Admin Portal, Student Portal, Examination Module, Result Processing, and Statistics Module.</w:t>
+      <w:pPr>
+        <w:spacing w:after="0" w:line="240" w:lineRule="auto"/>
+        <w:rPr>
+          <w:sz w:val="23"/>
+          <w:szCs w:val="23"/>
+        </w:rPr>
+      </w:pPr>
+      <w:r>
+        <w:rPr>
+          <w:rFonts w:cs="Arial"/>
+          <w:sz w:val="23"/>
+          <w:szCs w:val="23"/>
+        </w:rPr>
+        <w:t>The project was fully developed using the Python programming language. To implement the entire system, fundamental programming concepts were utilized, including lists, dictionaries, loops, functions, and conditional statements. For better organization, the project was split into specific, distinct modules, which consist of the Admin Portal, the Student Portal, the Examination Module, the Result Processing section, and the Statistics Module.</w:t>
+      </w:r>
+    </w:p>
+    <w:p>
+      <w:pPr>
+        <w:spacing w:after="0" w:line="240" w:lineRule="auto"/>
+        <w:rPr>
+          <w:sz w:val="23"/>
+          <w:szCs w:val="23"/>
+        </w:rPr>
+      </w:pPr>
+    </w:p>
+    <w:p>
+      <w:pPr>
+        <w:spacing w:after="240" w:line="240" w:lineRule="auto"/>
+        <w:rPr>
+          <w:rFonts w:eastAsia="Times New Roman" w:cs="Times New Roman"/>
+          <w:sz w:val="23"/>
+          <w:szCs w:val="23"/>
+        </w:rPr>
+      </w:pPr>
+      <w:r>
+        <w:rPr>
+          <w:rFonts w:eastAsia="Times New Roman" w:cs="Arial"/>
+          <w:b/>
+          <w:bCs/>
+          <w:i/>
+          <w:sz w:val="24"/>
+          <w:szCs w:val="23"/>
+        </w:rPr>
+        <w:t>Admin Portal</w:t>
+      </w:r>
+      <w:r>
+        <w:rPr>
+          <w:rFonts w:eastAsia="Times New Roman" w:cs="Arial"/>
+          <w:i/>
+          <w:sz w:val="24"/>
+          <w:szCs w:val="23"/>
+        </w:rPr>
+        <w:t>:</w:t>
+      </w:r>
+      <w:r>
+        <w:rPr>
+          <w:rFonts w:eastAsia="Times New Roman" w:cs="Arial"/>
+          <w:sz w:val="24"/>
+          <w:szCs w:val="23"/>
+        </w:rPr>
+        <w:t xml:space="preserve"> </w:t>
+      </w:r>
+      <w:r>
+        <w:rPr>
+          <w:rFonts w:eastAsia="Times New Roman" w:cs="Arial"/>
+          <w:sz w:val="23"/>
+          <w:szCs w:val="23"/>
+        </w:rPr>
+        <w:t>This module handles administrative access, allowing the examiner to securely log in, populate the system, and oversee the entire examination framework.</w:t>
+      </w:r>
+    </w:p>
+    <w:p>
+      <w:pPr>
+        <w:spacing w:after="240" w:line="240" w:lineRule="auto"/>
+        <w:rPr>
+          <w:rFonts w:eastAsia="Times New Roman" w:cs="Times New Roman"/>
+          <w:sz w:val="23"/>
+          <w:szCs w:val="23"/>
+        </w:rPr>
+      </w:pPr>
+      <w:r>
+        <w:rPr>
+          <w:rFonts w:eastAsia="Times New Roman" w:cs="Arial"/>
+          <w:b/>
+          <w:bCs/>
+          <w:i/>
+          <w:sz w:val="24"/>
+          <w:szCs w:val="23"/>
+        </w:rPr>
+        <w:t>Student Portal</w:t>
+      </w:r>
+      <w:r>
+        <w:rPr>
+          <w:rFonts w:eastAsia="Times New Roman" w:cs="Arial"/>
+          <w:i/>
+          <w:sz w:val="24"/>
+          <w:szCs w:val="23"/>
+        </w:rPr>
+        <w:t>:</w:t>
+      </w:r>
+      <w:r>
+        <w:rPr>
+          <w:rFonts w:eastAsia="Times New Roman" w:cs="Arial"/>
+          <w:sz w:val="24"/>
+          <w:szCs w:val="23"/>
+        </w:rPr>
+        <w:t xml:space="preserve"> </w:t>
+      </w:r>
+      <w:r>
+        <w:rPr>
+          <w:rFonts w:eastAsia="Times New Roman" w:cs="Arial"/>
+          <w:sz w:val="23"/>
+          <w:szCs w:val="23"/>
+        </w:rPr>
+        <w:t>This module provides the user interface for candidates, managing student login, registration, and smooth navigation before and after the test.</w:t>
+      </w:r>
+    </w:p>
+    <w:p>
+      <w:pPr>
+        <w:spacing w:after="240" w:line="240" w:lineRule="auto"/>
+        <w:rPr>
+          <w:rFonts w:eastAsia="Times New Roman" w:cs="Times New Roman"/>
+          <w:sz w:val="23"/>
+          <w:szCs w:val="23"/>
+        </w:rPr>
+      </w:pPr>
+      <w:r>
+        <w:rPr>
+          <w:rFonts w:eastAsia="Times New Roman" w:cs="Arial"/>
+          <w:b/>
+          <w:bCs/>
+          <w:i/>
+          <w:sz w:val="24"/>
+          <w:szCs w:val="23"/>
+        </w:rPr>
+        <w:t>Examination Module</w:t>
+      </w:r>
+      <w:r>
+        <w:rPr>
+          <w:rFonts w:eastAsia="Times New Roman" w:cs="Arial"/>
+          <w:i/>
+          <w:sz w:val="24"/>
+          <w:szCs w:val="23"/>
+        </w:rPr>
+        <w:t>:</w:t>
+      </w:r>
+      <w:r>
+        <w:rPr>
+          <w:rFonts w:eastAsia="Times New Roman" w:cs="Arial"/>
+          <w:sz w:val="24"/>
+          <w:szCs w:val="23"/>
+        </w:rPr>
+        <w:t xml:space="preserve"> </w:t>
+      </w:r>
+      <w:r>
+        <w:rPr>
+          <w:rFonts w:eastAsia="Times New Roman" w:cs="Arial"/>
+          <w:sz w:val="23"/>
+          <w:szCs w:val="23"/>
+        </w:rPr>
+        <w:t>This module controls the actual exam environment, including loading questions in sequence, tracking time, accepting user inputs, and submitting answers.</w:t>
+      </w:r>
+    </w:p>
+    <w:p>
+      <w:pPr>
+        <w:spacing w:after="240" w:line="240" w:lineRule="auto"/>
+        <w:rPr>
+          <w:rFonts w:eastAsia="Times New Roman" w:cs="Times New Roman"/>
+          <w:sz w:val="23"/>
+          <w:szCs w:val="23"/>
+        </w:rPr>
+      </w:pPr>
+      <w:r>
+        <w:rPr>
+          <w:rFonts w:eastAsia="Times New Roman" w:cs="Arial"/>
+          <w:b/>
+          <w:bCs/>
+          <w:i/>
+          <w:sz w:val="24"/>
+          <w:szCs w:val="23"/>
+        </w:rPr>
+        <w:t>Result Processing</w:t>
+      </w:r>
+      <w:r>
+        <w:rPr>
+          <w:rFonts w:eastAsia="Times New Roman" w:cs="Arial"/>
+          <w:i/>
+          <w:sz w:val="24"/>
+          <w:szCs w:val="23"/>
+        </w:rPr>
+        <w:t>:</w:t>
+      </w:r>
+      <w:r>
+        <w:rPr>
+          <w:rFonts w:eastAsia="Times New Roman" w:cs="Arial"/>
+          <w:sz w:val="24"/>
+          <w:szCs w:val="23"/>
+        </w:rPr>
+        <w:t xml:space="preserve"> </w:t>
+      </w:r>
+      <w:r>
+        <w:rPr>
+          <w:rFonts w:eastAsia="Times New Roman" w:cs="Arial"/>
+          <w:sz w:val="23"/>
+          <w:szCs w:val="23"/>
+        </w:rPr>
+        <w:t>This module evaluates the submitted answers against the correct keys, computes total marks, determines final percentages, and assigns grades instantly.</w:t>
+      </w:r>
+    </w:p>
+    <w:p>
+      <w:pPr>
+        <w:rPr>
+          <w:sz w:val="23"/>
+          <w:szCs w:val="23"/>
+        </w:rPr>
+      </w:pPr>
+      <w:r>
+        <w:rPr>
+          <w:rFonts w:eastAsia="Times New Roman" w:cs="Arial"/>
+          <w:b/>
+          <w:bCs/>
+          <w:i/>
+          <w:sz w:val="24"/>
+          <w:szCs w:val="23"/>
+        </w:rPr>
+        <w:t>Statistics Module</w:t>
+      </w:r>
+      <w:r>
+        <w:rPr>
+          <w:rFonts w:eastAsia="Times New Roman" w:cs="Arial"/>
+          <w:i/>
+          <w:sz w:val="24"/>
+          <w:szCs w:val="23"/>
+        </w:rPr>
+        <w:t>:</w:t>
+      </w:r>
+      <w:r>
+        <w:rPr>
+          <w:rFonts w:eastAsia="Times New Roman" w:cs="Arial"/>
+          <w:sz w:val="24"/>
+          <w:szCs w:val="23"/>
+        </w:rPr>
+        <w:t xml:space="preserve"> </w:t>
+      </w:r>
+      <w:r>
+        <w:rPr>
+          <w:rFonts w:eastAsia="Times New Roman" w:cs="Arial"/>
+          <w:sz w:val="23"/>
+          <w:szCs w:val="23"/>
+        </w:rPr>
+        <w:t>This module aggregates the performance data, allowing administrators to view overall test analytics, score distributions, and exam summaries.</w:t>
       </w:r>
     </w:p>
     <w:p>
       <w:pPr>
         <w:pStyle w:val="Heading2"/>
-      </w:pPr>
-      <w:r>
+        <w:rPr>
+          <w:sz w:val="28"/>
+        </w:rPr>
+      </w:pPr>
+      <w:r>
+        <w:rPr>
+          <w:sz w:val="28"/>
+        </w:rPr>
         <w:t>Tools and Technologies</w:t>
       </w:r>
     </w:p>
     <w:p>
-      <w:r>
-        <w:t>- Python</w:t>
-      </w:r>
-      <w:r>
+      <w:pPr>
+        <w:rPr>
+          <w:sz w:val="23"/>
+          <w:szCs w:val="23"/>
+        </w:rPr>
+      </w:pPr>
+      <w:r>
+        <w:t xml:space="preserve">- </w:t>
+      </w:r>
+      <w:r>
+        <w:rPr>
+          <w:sz w:val="23"/>
+          <w:szCs w:val="23"/>
+        </w:rPr>
+        <w:t>Python</w:t>
+      </w:r>
+      <w:r>
+        <w:rPr>
+          <w:sz w:val="23"/>
+          <w:szCs w:val="23"/>
+        </w:rPr>
         <w:br/>
         <w:t>- Visual Studio Code</w:t>
       </w:r>
       <w:r>
+        <w:rPr>
+          <w:sz w:val="23"/>
+          <w:szCs w:val="23"/>
+        </w:rPr>
         <w:br/>
         <w:t>- Command Line Interface</w:t>
       </w:r>
     </w:p>
     <w:p>
       <w:pPr>
+        <w:pStyle w:val="Heading3"/>
+        <w:rPr>
+          <w:sz w:val="28"/>
+          <w:szCs w:val="26"/>
+        </w:rPr>
+      </w:pPr>
+      <w:r>
+        <w:rPr>
+          <w:sz w:val="28"/>
+          <w:szCs w:val="26"/>
+        </w:rPr>
+        <w:lastRenderedPageBreak/>
+        <w:t>Data Structures Used</w:t>
+      </w:r>
+    </w:p>
+    <w:p>
+      <w:pPr>
+        <w:spacing w:after="0"/>
+        <w:rPr>
+          <w:b/>
+          <w:i/>
+          <w:sz w:val="24"/>
+          <w:szCs w:val="23"/>
+        </w:rPr>
+      </w:pPr>
+      <w:r>
+        <w:rPr>
+          <w:b/>
+          <w:i/>
+          <w:sz w:val="24"/>
+          <w:szCs w:val="23"/>
+        </w:rPr>
+        <w:t>List:</w:t>
+      </w:r>
+    </w:p>
+    <w:p>
+      <w:pPr>
+        <w:pStyle w:val="NormalWeb"/>
+        <w:spacing w:before="120" w:beforeAutospacing="0"/>
+        <w:rPr>
+          <w:rFonts w:asciiTheme="minorHAnsi" w:hAnsiTheme="minorHAnsi"/>
+          <w:sz w:val="23"/>
+          <w:szCs w:val="23"/>
+        </w:rPr>
+      </w:pPr>
+      <w:r>
+        <w:rPr>
+          <w:rFonts w:asciiTheme="minorHAnsi" w:hAnsiTheme="minorHAnsi"/>
+          <w:sz w:val="23"/>
+          <w:szCs w:val="23"/>
+        </w:rPr>
+        <w:t>Used to store all questions.</w:t>
+      </w:r>
+    </w:p>
+    <w:p>
+      <w:pPr>
+        <w:spacing w:after="0"/>
+        <w:rPr>
+          <w:b/>
+          <w:i/>
+          <w:sz w:val="24"/>
+          <w:szCs w:val="23"/>
+        </w:rPr>
+      </w:pPr>
+      <w:r>
+        <w:rPr>
+          <w:b/>
+          <w:i/>
+          <w:sz w:val="24"/>
+          <w:szCs w:val="23"/>
+        </w:rPr>
+        <w:t>Dictionary:</w:t>
+      </w:r>
+    </w:p>
+    <w:p>
+      <w:pPr>
+        <w:pStyle w:val="NormalWeb"/>
+        <w:spacing w:before="120" w:beforeAutospacing="0" w:after="0" w:afterAutospacing="0"/>
+        <w:rPr>
+          <w:rFonts w:asciiTheme="minorHAnsi" w:hAnsiTheme="minorHAnsi"/>
+          <w:sz w:val="23"/>
+          <w:szCs w:val="23"/>
+        </w:rPr>
+      </w:pPr>
+      <w:r>
+        <w:rPr>
+          <w:rFonts w:asciiTheme="minorHAnsi" w:hAnsiTheme="minorHAnsi"/>
+          <w:sz w:val="23"/>
+          <w:szCs w:val="23"/>
+        </w:rPr>
+        <w:t>Used to store:</w:t>
+      </w:r>
+    </w:p>
+    <w:p>
+      <w:pPr>
+        <w:numPr>
+          <w:ilvl w:val="0"/>
+          <w:numId w:val="14"/>
+        </w:numPr>
+        <w:spacing w:before="120" w:after="100" w:afterAutospacing="1" w:line="240" w:lineRule="auto"/>
+        <w:rPr>
+          <w:sz w:val="23"/>
+          <w:szCs w:val="23"/>
+        </w:rPr>
+      </w:pPr>
+      <w:r>
+        <w:rPr>
+          <w:sz w:val="23"/>
+          <w:szCs w:val="23"/>
+        </w:rPr>
+        <w:t xml:space="preserve">Question </w:t>
+      </w:r>
+    </w:p>
+    <w:p>
+      <w:pPr>
+        <w:numPr>
+          <w:ilvl w:val="0"/>
+          <w:numId w:val="14"/>
+        </w:numPr>
+        <w:spacing w:after="100" w:afterAutospacing="1" w:line="240" w:lineRule="auto"/>
+        <w:rPr>
+          <w:sz w:val="23"/>
+          <w:szCs w:val="23"/>
+        </w:rPr>
+      </w:pPr>
+      <w:r>
+        <w:rPr>
+          <w:sz w:val="23"/>
+          <w:szCs w:val="23"/>
+        </w:rPr>
+        <w:t xml:space="preserve">Options </w:t>
+      </w:r>
+    </w:p>
+    <w:p>
+      <w:pPr>
+        <w:numPr>
+          <w:ilvl w:val="0"/>
+          <w:numId w:val="14"/>
+        </w:numPr>
+        <w:spacing w:before="100" w:beforeAutospacing="1" w:after="100" w:afterAutospacing="1" w:line="240" w:lineRule="auto"/>
+        <w:rPr>
+          <w:sz w:val="23"/>
+          <w:szCs w:val="23"/>
+        </w:rPr>
+      </w:pPr>
+      <w:r>
+        <w:rPr>
+          <w:sz w:val="23"/>
+          <w:szCs w:val="23"/>
+        </w:rPr>
+        <w:t>Correct Answer</w:t>
+      </w:r>
+    </w:p>
+    <w:p>
+      <w:pPr>
         <w:pStyle w:val="Heading2"/>
-      </w:pPr>
-      <w:r>
+        <w:rPr>
+          <w:sz w:val="28"/>
+        </w:rPr>
+      </w:pPr>
+      <w:r>
+        <w:rPr>
+          <w:sz w:val="28"/>
+        </w:rPr>
+        <w:t>System Features</w:t>
+      </w:r>
+    </w:p>
+    <w:p>
+      <w:pPr>
+        <w:rPr>
+          <w:sz w:val="23"/>
+          <w:szCs w:val="23"/>
+        </w:rPr>
+      </w:pPr>
+      <w:r>
+        <w:rPr>
+          <w:sz w:val="23"/>
+          <w:szCs w:val="23"/>
+        </w:rPr>
+        <w:t>- Admin Login</w:t>
+      </w:r>
+      <w:r>
+        <w:rPr>
+          <w:sz w:val="23"/>
+          <w:szCs w:val="23"/>
+        </w:rPr>
+        <w:br/>
+        <w:t>- Student Login</w:t>
+      </w:r>
+      <w:r>
+        <w:rPr>
+          <w:sz w:val="23"/>
+          <w:szCs w:val="23"/>
+        </w:rPr>
+        <w:br/>
+        <w:t>- MCQ Examination</w:t>
+      </w:r>
+      <w:r>
+        <w:rPr>
+          <w:sz w:val="23"/>
+          <w:szCs w:val="23"/>
+        </w:rPr>
+        <w:br/>
+        <w:t>- Automatic Score Calculation</w:t>
+      </w:r>
+      <w:r>
+        <w:rPr>
+          <w:sz w:val="23"/>
+          <w:szCs w:val="23"/>
+        </w:rPr>
+        <w:br/>
+        <w:t>- Grade Generation</w:t>
+      </w:r>
+      <w:r>
+        <w:rPr>
+          <w:sz w:val="23"/>
+          <w:szCs w:val="23"/>
+        </w:rPr>
+        <w:br/>
+        <w:t>- Add/View/Delete Questions</w:t>
+      </w:r>
+      <w:r>
+        <w:rPr>
+          <w:sz w:val="23"/>
+          <w:szCs w:val="23"/>
+        </w:rPr>
+        <w:br/>
+        <w:t>- View Results</w:t>
+      </w:r>
+      <w:r>
+        <w:rPr>
+          <w:sz w:val="23"/>
+          <w:szCs w:val="23"/>
+        </w:rPr>
+        <w:br/>
+        <w:t>- Statistics Generation</w:t>
+      </w:r>
+    </w:p>
+    <w:p>
+      <w:pPr>
+        <w:pStyle w:val="Heading2"/>
+        <w:rPr>
+          <w:sz w:val="28"/>
+        </w:rPr>
+      </w:pPr>
+      <w:r>
+        <w:rPr>
+          <w:sz w:val="28"/>
+        </w:rPr>
         <w:t>Flowchart</w:t>
       </w:r>
     </w:p>
     <w:p>
-      <w:r>
+      <w:pPr>
+        <w:rPr>
+          <w:sz w:val="23"/>
+          <w:szCs w:val="23"/>
+        </w:rPr>
+      </w:pPr>
+      <w:r>
+        <w:rPr>
+          <w:sz w:val="23"/>
+          <w:szCs w:val="23"/>
+        </w:rPr>
         <w:t>START</w:t>
       </w:r>
       <w:r>
+        <w:rPr>
+          <w:sz w:val="23"/>
+          <w:szCs w:val="23"/>
+        </w:rPr>
         <w:br/>
         <w:t xml:space="preserve">  |</w:t>
       </w:r>
       <w:r>
+        <w:rPr>
+          <w:sz w:val="23"/>
+          <w:szCs w:val="23"/>
+        </w:rPr>
         <w:br/>
         <w:t>Main Menu</w:t>
       </w:r>
       <w:r>
+        <w:rPr>
+          <w:sz w:val="23"/>
+          <w:szCs w:val="23"/>
+        </w:rPr>
         <w:br/>
         <w:t xml:space="preserve">  |</w:t>
       </w:r>
       <w:r>
+        <w:rPr>
+          <w:sz w:val="23"/>
+          <w:szCs w:val="23"/>
+        </w:rPr>
         <w:br/>
         <w:t>Admin Portal OR Student Portal</w:t>
       </w:r>
       <w:r>
+        <w:rPr>
+          <w:sz w:val="23"/>
+          <w:szCs w:val="23"/>
+        </w:rPr>
         <w:br/>
         <w:t xml:space="preserve">  |</w:t>
       </w:r>
       <w:r>
+        <w:rPr>
+          <w:sz w:val="23"/>
+          <w:szCs w:val="23"/>
+        </w:rPr>
         <w:br/>
         <w:t>Login</w:t>
       </w:r>
       <w:r>
+        <w:rPr>
+          <w:sz w:val="23"/>
+          <w:szCs w:val="23"/>
+        </w:rPr>
         <w:br/>
         <w:t xml:space="preserve">  |</w:t>
       </w:r>
       <w:r>
+        <w:rPr>
+          <w:sz w:val="23"/>
+          <w:szCs w:val="23"/>
+        </w:rPr>
         <w:br/>
         <w:t>Successful?</w:t>
       </w:r>
       <w:r>
+        <w:rPr>
+          <w:sz w:val="23"/>
+          <w:szCs w:val="23"/>
+        </w:rPr>
         <w:br/>
         <w:t xml:space="preserve"> /      \</w:t>
       </w:r>
       <w:r>
+        <w:rPr>
+          <w:sz w:val="23"/>
+          <w:szCs w:val="23"/>
+        </w:rPr>
         <w:br/>
         <w:t>No      Yes</w:t>
       </w:r>
       <w:r>
+        <w:rPr>
+          <w:sz w:val="23"/>
+          <w:szCs w:val="23"/>
+        </w:rPr>
         <w:br/>
         <w:t xml:space="preserve"> |         |</w:t>
       </w:r>
       <w:r>
+        <w:rPr>
+          <w:sz w:val="23"/>
+          <w:szCs w:val="23"/>
+        </w:rPr>
         <w:br/>
         <w:t>Retry   Start Exam/Admin Menu</w:t>
       </w:r>
       <w:r>
+        <w:rPr>
+          <w:sz w:val="23"/>
+          <w:szCs w:val="23"/>
+        </w:rPr>
         <w:br/>
         <w:t xml:space="preserve">             |</w:t>
       </w:r>
       <w:r>
+        <w:rPr>
+          <w:sz w:val="23"/>
+          <w:szCs w:val="23"/>
+        </w:rPr>
         <w:br/>
         <w:t xml:space="preserve">      Answer Questions</w:t>
       </w:r>
       <w:r>
+        <w:rPr>
+          <w:sz w:val="23"/>
+          <w:szCs w:val="23"/>
+        </w:rPr>
         <w:br/>
         <w:t xml:space="preserve">             |</w:t>
       </w:r>
       <w:r>
+        <w:rPr>
+          <w:sz w:val="23"/>
+          <w:szCs w:val="23"/>
+        </w:rPr>
         <w:br/>
         <w:t xml:space="preserve">      Calculate Score</w:t>
       </w:r>
       <w:r>
+        <w:rPr>
+          <w:sz w:val="23"/>
+          <w:szCs w:val="23"/>
+        </w:rPr>
         <w:br/>
         <w:t xml:space="preserve">             |</w:t>
       </w:r>
       <w:r>
+        <w:rPr>
+          <w:sz w:val="23"/>
+          <w:szCs w:val="23"/>
+        </w:rPr>
         <w:br/>
         <w:t xml:space="preserve">      Generate Result</w:t>
       </w:r>
       <w:r>
+        <w:rPr>
+          <w:sz w:val="23"/>
+          <w:szCs w:val="23"/>
+        </w:rPr>
         <w:br/>
         <w:t xml:space="preserve">             |</w:t>
       </w:r>
       <w:r>
+        <w:rPr>
+          <w:sz w:val="23"/>
+          <w:szCs w:val="23"/>
+        </w:rPr>
         <w:br/>
         <w:t xml:space="preserve">            END</w:t>
       </w:r>
@@ -919,74 +1668,299 @@
     <w:p>
       <w:pPr>
         <w:pStyle w:val="Heading2"/>
-      </w:pPr>
-      <w:r>
-        <w:t>System Features</w:t>
-      </w:r>
-    </w:p>
-    <w:p>
-      <w:r>
-        <w:t>- Admin Login</w:t>
-      </w:r>
-      <w:r>
-        <w:br/>
-        <w:t>- Student Login</w:t>
-      </w:r>
-      <w:r>
-        <w:br/>
-        <w:t>- MCQ Examination</w:t>
-      </w:r>
-      <w:r>
-        <w:br/>
-        <w:t>- Automatic Score Calculation</w:t>
-      </w:r>
-      <w:r>
-        <w:br/>
-        <w:t>- Grade Generation</w:t>
-      </w:r>
-      <w:r>
-        <w:br/>
-      </w:r>
-      <w:r>
+        <w:rPr>
+          <w:sz w:val="28"/>
+        </w:rPr>
+      </w:pPr>
+      <w:r>
+        <w:rPr>
+          <w:sz w:val="28"/>
+        </w:rPr>
         <w:lastRenderedPageBreak/>
-        <w:t>- Add/View/Delete Questions</w:t>
-      </w:r>
-      <w:r>
-        <w:br/>
-        <w:t>- View Results</w:t>
-      </w:r>
-      <w:r>
-        <w:br/>
-        <w:t>- Statistics Generation</w:t>
+        <w:t>Challenges Faced</w:t>
+      </w:r>
+    </w:p>
+    <w:p>
+      <w:pPr>
+        <w:pStyle w:val="NormalWeb"/>
+        <w:spacing w:before="0" w:beforeAutospacing="0"/>
+        <w:rPr>
+          <w:rFonts w:asciiTheme="minorHAnsi" w:hAnsiTheme="minorHAnsi"/>
+          <w:sz w:val="23"/>
+          <w:szCs w:val="23"/>
+        </w:rPr>
+      </w:pPr>
+      <w:r>
+        <w:rPr>
+          <w:rFonts w:asciiTheme="minorHAnsi" w:hAnsiTheme="minorHAnsi"/>
+          <w:sz w:val="23"/>
+          <w:szCs w:val="23"/>
+        </w:rPr>
+        <w:t>During development of the ECAT Exam System, several challenges were encountered. The main difficulty was organizing the program into separate functions and connecting different modules together. Managing nested dictionaries for storing questions and implementing score calculation logic also required careful debugging. Additional effort was needed to ensure proper interaction between the Admin Portal and Student Portal. These challenges were overcome through testing, debugging, and gradual improvement of the program structure.</w:t>
       </w:r>
     </w:p>
     <w:p>
       <w:pPr>
         <w:pStyle w:val="Heading2"/>
-      </w:pPr>
-      <w:r>
+        <w:rPr>
+          <w:sz w:val="28"/>
+        </w:rPr>
+      </w:pPr>
+      <w:r>
+        <w:rPr>
+          <w:sz w:val="28"/>
+        </w:rPr>
         <w:t>Results</w:t>
       </w:r>
     </w:p>
     <w:p>
       <w:r>
-        <w:t>The system successfully conducts an examination, evaluates answers, calculates scores and percentages, assigns grades, and allows the administrator to manage the question bank and view examination statistics.</w:t>
+        <w:rPr>
+          <w:sz w:val="23"/>
+          <w:szCs w:val="23"/>
+        </w:rPr>
+        <w:t>The system successfully conducts a complete entry examination and evaluates all submitted answers. It then calculates the exact scores, determines the final percentages, and assigns the corresponding grades to the participants. Additionally, the system allows the administrator to efficiently manage the question bank and view detailed examination statistics</w:t>
+      </w:r>
+      <w:r>
+        <w:t>.</w:t>
+      </w:r>
+      <w:r>
+        <w:t xml:space="preserve"> </w:t>
       </w:r>
     </w:p>
     <w:p>
       <w:pPr>
         <w:pStyle w:val="Heading2"/>
-      </w:pPr>
-      <w:r>
+        <w:rPr>
+          <w:sz w:val="28"/>
+        </w:rPr>
+      </w:pPr>
+      <w:r>
+        <w:rPr>
+          <w:sz w:val="28"/>
+        </w:rPr>
         <w:t>Conclusion</w:t>
       </w:r>
     </w:p>
     <w:p>
-      <w:r>
-        <w:t>The ECAT Exam System achieved its objectives by providing a simple and effective console-based examination environment. The project demonstrates the use of Python programming concepts such as functions, loops, lists, dictionaries, and modular design.</w:t>
-      </w:r>
-    </w:p>
-    <w:p/>
+      <w:pPr>
+        <w:rPr>
+          <w:sz w:val="23"/>
+          <w:szCs w:val="23"/>
+        </w:rPr>
+      </w:pPr>
+      <w:r>
+        <w:rPr>
+          <w:sz w:val="23"/>
+          <w:szCs w:val="23"/>
+        </w:rPr>
+        <w:t xml:space="preserve">The ECAT Exam System successfully achieved all its designated objectives by providing a highly simple, reliable, and effective console-based examination environment. The entire project serves as a practical demonstration of core Python programming concepts, heavily utilizing functions for reusability, loops for iterative processing, and both lists and dictionaries for efficient data storage and management. Furthermore, </w:t>
+      </w:r>
+      <w:proofErr w:type="gramStart"/>
+      <w:r>
+        <w:rPr>
+          <w:sz w:val="23"/>
+          <w:szCs w:val="23"/>
+        </w:rPr>
+        <w:t>the codebase</w:t>
+      </w:r>
+      <w:proofErr w:type="gramEnd"/>
+      <w:r>
+        <w:rPr>
+          <w:sz w:val="23"/>
+          <w:szCs w:val="23"/>
+        </w:rPr>
+        <w:t xml:space="preserve"> incorporates a structured modular design to separate execution logic and enhance overall system maintainability.</w:t>
+      </w:r>
+    </w:p>
+    <w:p>
+      <w:pPr>
+        <w:rPr>
+          <w:sz w:val="23"/>
+          <w:szCs w:val="23"/>
+        </w:rPr>
+      </w:pPr>
+    </w:p>
+    <w:p>
+      <w:pPr>
+        <w:rPr>
+          <w:sz w:val="23"/>
+          <w:szCs w:val="23"/>
+        </w:rPr>
+      </w:pPr>
+    </w:p>
+    <w:p>
+      <w:pPr>
+        <w:rPr>
+          <w:sz w:val="23"/>
+          <w:szCs w:val="23"/>
+        </w:rPr>
+      </w:pPr>
+    </w:p>
+    <w:p>
+      <w:pPr>
+        <w:rPr>
+          <w:sz w:val="23"/>
+          <w:szCs w:val="23"/>
+        </w:rPr>
+      </w:pPr>
+    </w:p>
+    <w:p>
+      <w:pPr>
+        <w:rPr>
+          <w:sz w:val="23"/>
+          <w:szCs w:val="23"/>
+        </w:rPr>
+      </w:pPr>
+    </w:p>
+    <w:p>
+      <w:pPr>
+        <w:rPr>
+          <w:sz w:val="23"/>
+          <w:szCs w:val="23"/>
+        </w:rPr>
+      </w:pPr>
+    </w:p>
+    <w:p>
+      <w:pPr>
+        <w:rPr>
+          <w:sz w:val="23"/>
+          <w:szCs w:val="23"/>
+        </w:rPr>
+      </w:pPr>
+    </w:p>
+    <w:p>
+      <w:pPr>
+        <w:rPr>
+          <w:sz w:val="23"/>
+          <w:szCs w:val="23"/>
+        </w:rPr>
+      </w:pPr>
+    </w:p>
+    <w:p>
+      <w:pPr>
+        <w:rPr>
+          <w:sz w:val="23"/>
+          <w:szCs w:val="23"/>
+        </w:rPr>
+      </w:pPr>
+    </w:p>
+    <w:p>
+      <w:pPr>
+        <w:rPr>
+          <w:sz w:val="23"/>
+          <w:szCs w:val="23"/>
+        </w:rPr>
+      </w:pPr>
+    </w:p>
+    <w:p>
+      <w:pPr>
+        <w:rPr>
+          <w:sz w:val="23"/>
+          <w:szCs w:val="23"/>
+        </w:rPr>
+      </w:pPr>
+    </w:p>
+    <w:p>
+      <w:r>
+        <w:rPr>
+          <w:rFonts w:ascii="Calibri" w:eastAsia="Calibri" w:hAnsi="Calibri" w:cs="Calibri"/>
+          <w:noProof/>
+        </w:rPr>
+        <mc:AlternateContent>
+          <mc:Choice Requires="wpg">
+            <w:drawing>
+              <wp:inline distT="0" distB="0" distL="0" distR="0" wp14:anchorId="7068C237" wp14:editId="7DEFACA4">
+                <wp:extent cx="5486400" cy="10283"/>
+                <wp:effectExtent l="0" t="0" r="0" b="8890"/>
+                <wp:docPr id="1" name="Group 1"/>
+                <wp:cNvGraphicFramePr/>
+                <a:graphic xmlns:a="http://schemas.openxmlformats.org/drawingml/2006/main">
+                  <a:graphicData uri="http://schemas.microsoft.com/office/word/2010/wordprocessingGroup">
+                    <wpg:wgp>
+                      <wpg:cNvGrpSpPr/>
+                      <wpg:grpSpPr>
+                        <a:xfrm>
+                          <a:off x="0" y="0"/>
+                          <a:ext cx="5486400" cy="10283"/>
+                          <a:chOff x="0" y="0"/>
+                          <a:chExt cx="6437376" cy="12192"/>
+                        </a:xfrm>
+                      </wpg:grpSpPr>
+                      <wps:wsp>
+                        <wps:cNvPr id="2" name="Shape 10056"/>
+                        <wps:cNvSpPr/>
+                        <wps:spPr>
+                          <a:xfrm>
+                            <a:off x="0" y="0"/>
+                            <a:ext cx="6437376" cy="12192"/>
+                          </a:xfrm>
+                          <a:custGeom>
+                            <a:avLst/>
+                            <a:gdLst/>
+                            <a:ahLst/>
+                            <a:cxnLst/>
+                            <a:rect l="0" t="0" r="0" b="0"/>
+                            <a:pathLst>
+                              <a:path w="6437376" h="12192">
+                                <a:moveTo>
+                                  <a:pt x="0" y="0"/>
+                                </a:moveTo>
+                                <a:lnTo>
+                                  <a:pt x="6437376" y="0"/>
+                                </a:lnTo>
+                                <a:lnTo>
+                                  <a:pt x="6437376" y="12192"/>
+                                </a:lnTo>
+                                <a:lnTo>
+                                  <a:pt x="0" y="12192"/>
+                                </a:lnTo>
+                                <a:lnTo>
+                                  <a:pt x="0" y="0"/>
+                                </a:lnTo>
+                              </a:path>
+                            </a:pathLst>
+                          </a:custGeom>
+                          <a:ln w="0" cap="flat">
+                            <a:miter lim="127000"/>
+                          </a:ln>
+                        </wps:spPr>
+                        <wps:style>
+                          <a:lnRef idx="0">
+                            <a:srgbClr val="000000">
+                              <a:alpha val="0"/>
+                            </a:srgbClr>
+                          </a:lnRef>
+                          <a:fillRef idx="1">
+                            <a:srgbClr val="1F3864"/>
+                          </a:fillRef>
+                          <a:effectRef idx="0">
+                            <a:scrgbClr r="0" g="0" b="0"/>
+                          </a:effectRef>
+                          <a:fontRef idx="none"/>
+                        </wps:style>
+                        <wps:bodyPr/>
+                      </wps:wsp>
+                    </wpg:wgp>
+                  </a:graphicData>
+                </a:graphic>
+              </wp:inline>
+            </w:drawing>
+          </mc:Choice>
+          <mc:Fallback>
+            <w:pict>
+              <v:group w14:anchorId="39B593EE" id="Group 1" o:spid="_x0000_s1026" style="width:6in;height:.8pt;mso-position-horizontal-relative:char;mso-position-vertical-relative:line" coordsize="64373,121" o:gfxdata="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">
+                <v:shape id="Shape 10056" o:spid="_x0000_s1027" style="position:absolute;width:64373;height:121;visibility:visible;mso-wrap-style:square;v-text-anchor:top" coordsize="6437376,12192" o:gfxdata="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" path="m,l6437376,r,12192l,12192,,e" fillcolor="#1f3864" stroked="f" strokeweight="0">
+                  <v:stroke miterlimit="83231f" joinstyle="miter"/>
+                  <v:path arrowok="t" textboxrect="0,0,6437376,12192"/>
+                </v:shape>
+                <w10:anchorlock/>
+              </v:group>
+            </w:pict>
+          </mc:Fallback>
+        </mc:AlternateContent>
+      </w:r>
+    </w:p>
     <w:p>
       <w:pPr>
         <w:pStyle w:val="Heading2"/>
@@ -999,6 +1973,7 @@
         <w:rPr>
           <w:sz w:val="40"/>
         </w:rPr>
+        <w:lastRenderedPageBreak/>
         <w:t>CEA-File</w:t>
       </w:r>
     </w:p>
@@ -1111,7 +2086,7 @@
           </mc:Choice>
           <mc:Fallback>
             <w:pict>
-              <v:group w14:anchorId="57E03775" id="Group 8199" o:spid="_x0000_s1026" style="width:506.9pt;height:.95pt;mso-position-horizontal-relative:char;mso-position-vertical-relative:line" coordsize="64373,121" o:gfxdata="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">
+              <v:group w14:anchorId="443AD9D5" id="Group 8199" o:spid="_x0000_s1026" style="width:506.9pt;height:.95pt;mso-position-horizontal-relative:char;mso-position-vertical-relative:line" coordsize="64373,121" o:gfxdata="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">
                 <v:shape id="Shape 10056" o:spid="_x0000_s1027" style="position:absolute;width:64373;height:121;visibility:visible;mso-wrap-style:square;v-text-anchor:top" coordsize="6437376,12192" o:gfxdata="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" path="m,l6437376,r,12192l,12192,,e" fillcolor="#1f3864" stroked="f" strokeweight="0">
                   <v:stroke miterlimit="83231f" joinstyle="miter"/>
                   <v:path arrowok="t" textboxrect="0,0,6437376,12192"/>
@@ -1472,7 +2447,7 @@
           </mc:Choice>
           <mc:Fallback>
             <w:pict>
-              <v:group w14:anchorId="37CEB494" id="Group 8200" o:spid="_x0000_s1026" style="width:506.9pt;height:.95pt;mso-position-horizontal-relative:char;mso-position-vertical-relative:line" coordsize="64373,121" o:gfxdata="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">
+              <v:group w14:anchorId="08B6C0D4" id="Group 8200" o:spid="_x0000_s1026" style="width:506.9pt;height:.95pt;mso-position-horizontal-relative:char;mso-position-vertical-relative:line" coordsize="64373,121" o:gfxdata="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">
                 <v:shape id="Shape 10058" o:spid="_x0000_s1027" style="position:absolute;width:64373;height:121;visibility:visible;mso-wrap-style:square;v-text-anchor:top" coordsize="6437376,12192" o:gfxdata="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" path="m,l6437376,r,12192l,12192,,e" fillcolor="#1f3864" stroked="f" strokeweight="0">
                   <v:stroke miterlimit="83231f" joinstyle="miter"/>
                   <v:path arrowok="t" textboxrect="0,0,6437376,12192"/>
@@ -1494,7 +2469,6 @@
           <w:color w:val="2E5898"/>
           <w:sz w:val="26"/>
         </w:rPr>
-        <w:lastRenderedPageBreak/>
         <w:t xml:space="preserve"> </w:t>
       </w:r>
     </w:p>
@@ -2031,6 +3005,7 @@
         <w:ind w:hanging="360"/>
       </w:pPr>
       <w:r>
+        <w:lastRenderedPageBreak/>
         <w:t>View All Student Results — summary table showing name, roll, score, percentage, grade, and time for every attempt.</w:t>
       </w:r>
       <w:r>
@@ -2167,8 +3142,6 @@
       <w:pPr>
         <w:spacing w:after="362" w:line="249" w:lineRule="auto"/>
       </w:pPr>
-      <w:bookmarkStart w:id="0" w:name="_GoBack"/>
-      <w:bookmarkEnd w:id="0"/>
     </w:p>
     <w:p>
       <w:pPr>
@@ -2279,7 +3252,7 @@
           </mc:Choice>
           <mc:Fallback>
             <w:pict>
-              <v:group w14:anchorId="7AD21C8A" id="Group 8758" o:spid="_x0000_s1026" style="width:506.9pt;height:.95pt;mso-position-horizontal-relative:char;mso-position-vertical-relative:line" coordsize="64373,121" o:gfxdata="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">
+              <v:group w14:anchorId="78530DE1" id="Group 8758" o:spid="_x0000_s1026" style="width:506.9pt;height:.95pt;mso-position-horizontal-relative:char;mso-position-vertical-relative:line" coordsize="64373,121" o:gfxdata="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">
                 <v:shape id="Shape 10060" o:spid="_x0000_s1027" style="position:absolute;width:64373;height:121;visibility:visible;mso-wrap-style:square;v-text-anchor:top" coordsize="6437376,12192" o:gfxdata="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" path="m,l6437376,r,12192l,12192,,e" fillcolor="#1f3864" stroked="f" strokeweight="0">
                   <v:stroke miterlimit="83231f" joinstyle="miter"/>
                   <v:path arrowok="t" textboxrect="0,0,6437376,12192"/>
@@ -2545,7 +3518,6 @@
                 <w:rFonts w:ascii="Times New Roman" w:eastAsia="Times New Roman" w:hAnsi="Times New Roman" w:cs="Times New Roman"/>
                 <w:sz w:val="20"/>
               </w:rPr>
-              <w:lastRenderedPageBreak/>
               <w:t>all_results</w:t>
             </w:r>
             <w:proofErr w:type="spellEnd"/>
@@ -2865,7 +3837,7 @@
           </mc:Choice>
           <mc:Fallback>
             <w:pict>
-              <v:group w14:anchorId="64E5EC1B" id="Group 9545" o:spid="_x0000_s1026" style="width:506.9pt;height:.95pt;mso-position-horizontal-relative:char;mso-position-vertical-relative:line" coordsize="64373,121" o:gfxdata="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">
+              <v:group w14:anchorId="5AB8F149" id="Group 9545" o:spid="_x0000_s1026" style="width:506.9pt;height:.95pt;mso-position-horizontal-relative:char;mso-position-vertical-relative:line" coordsize="64373,121" o:gfxdata="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">
                 <v:shape id="Shape 10062" o:spid="_x0000_s1027" style="position:absolute;width:64373;height:121;visibility:visible;mso-wrap-style:square;v-text-anchor:top" coordsize="6437376,12192" o:gfxdata="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" path="m,l6437376,r,12192l,12192,,e" fillcolor="#1f3864" stroked="f" strokeweight="0">
                   <v:stroke miterlimit="83231f" joinstyle="miter"/>
                   <v:path arrowok="t" textboxrect="0,0,6437376,12192"/>
@@ -3347,6 +4319,7 @@
                 <w:rFonts w:ascii="Times New Roman" w:eastAsia="Times New Roman" w:hAnsi="Times New Roman" w:cs="Times New Roman"/>
                 <w:sz w:val="20"/>
               </w:rPr>
+              <w:lastRenderedPageBreak/>
               <w:t xml:space="preserve">Total Score </w:t>
             </w:r>
           </w:p>
@@ -4027,7 +5000,7 @@
           </mc:Choice>
           <mc:Fallback>
             <w:pict>
-              <v:group w14:anchorId="16FF4007" id="Group 9546" o:spid="_x0000_s1026" style="width:506.9pt;height:.95pt;mso-position-horizontal-relative:char;mso-position-vertical-relative:line" coordsize="64373,121" o:gfxdata="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">
+              <v:group w14:anchorId="7BEA14EC" id="Group 9546" o:spid="_x0000_s1026" style="width:506.9pt;height:.95pt;mso-position-horizontal-relative:char;mso-position-vertical-relative:line" coordsize="64373,121" o:gfxdata="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">
                 <v:shape id="Shape 10064" o:spid="_x0000_s1027" style="position:absolute;width:64373;height:121;visibility:visible;mso-wrap-style:square;v-text-anchor:top" coordsize="6437376,12192" o:gfxdata="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" path="m,l6437376,r,12192l,12192,,e" fillcolor="#1f3864" stroked="f" strokeweight="0">
                   <v:stroke miterlimit="83231f" joinstyle="miter"/>
                   <v:path arrowok="t" textboxrect="0,0,6437376,12192"/>
@@ -4106,7 +5079,6 @@
                 <w:color w:val="FFFFFF"/>
                 <w:sz w:val="20"/>
               </w:rPr>
-              <w:lastRenderedPageBreak/>
               <w:t xml:space="preserve">Concept </w:t>
             </w:r>
           </w:p>
@@ -4861,6 +5833,7 @@
                 <w:rFonts w:ascii="Times New Roman" w:eastAsia="Times New Roman" w:hAnsi="Times New Roman" w:cs="Times New Roman"/>
                 <w:sz w:val="20"/>
               </w:rPr>
+              <w:lastRenderedPageBreak/>
               <w:t xml:space="preserve">String Methods </w:t>
             </w:r>
           </w:p>
@@ -5358,8 +6331,25 @@
     <w:p/>
     <w:p/>
     <w:p/>
-    <w:p>
-      <w:pPr>
+    <w:p/>
+    <w:p/>
+    <w:p/>
+    <w:p/>
+    <w:p/>
+    <w:p/>
+    <w:p/>
+    <w:p/>
+    <w:p/>
+    <w:p/>
+    <w:p/>
+    <w:p/>
+    <w:p/>
+    <w:p/>
+    <w:p/>
+    <w:p/>
+    <w:p>
+      <w:pPr>
+        <w:spacing w:after="360"/>
         <w:jc w:val="center"/>
         <w:rPr>
           <w:i/>
@@ -5374,14 +6364,8 @@
         <w:lastRenderedPageBreak/>
         <w:t>Python Code</w:t>
       </w:r>
-    </w:p>
-    <w:p>
-      <w:pPr>
-        <w:jc w:val="center"/>
-        <w:rPr>
-          <w:sz w:val="32"/>
-        </w:rPr>
-      </w:pPr>
+      <w:bookmarkStart w:id="0" w:name="_GoBack"/>
+      <w:bookmarkEnd w:id="0"/>
     </w:p>
     <w:p>
       <w:pPr>
@@ -6265,135 +7249,135 @@
           <w:sz w:val="23"/>
           <w:szCs w:val="23"/>
         </w:rPr>
+        <w:t>            "Choices": {"A": "</w:t>
+      </w:r>
+      <w:proofErr w:type="gramStart"/>
+      <w:r>
+        <w:rPr>
+          <w:sz w:val="23"/>
+          <w:szCs w:val="23"/>
+        </w:rPr>
+        <w:t>Normality(</w:t>
+      </w:r>
+      <w:proofErr w:type="gramEnd"/>
+      <w:r>
+        <w:rPr>
+          <w:sz w:val="23"/>
+          <w:szCs w:val="23"/>
+        </w:rPr>
+        <w:t>N)",</w:t>
+      </w:r>
+    </w:p>
+    <w:p>
+      <w:pPr>
+        <w:pStyle w:val="NoSpacing"/>
+        <w:rPr>
+          <w:sz w:val="23"/>
+          <w:szCs w:val="23"/>
+        </w:rPr>
+      </w:pPr>
+      <w:r>
+        <w:rPr>
+          <w:sz w:val="23"/>
+          <w:szCs w:val="23"/>
+        </w:rPr>
+        <w:t>                        "B": "</w:t>
+      </w:r>
+      <w:proofErr w:type="gramStart"/>
+      <w:r>
+        <w:rPr>
+          <w:sz w:val="23"/>
+          <w:szCs w:val="23"/>
+        </w:rPr>
+        <w:t>Molality(</w:t>
+      </w:r>
+      <w:proofErr w:type="gramEnd"/>
+      <w:r>
+        <w:rPr>
+          <w:sz w:val="23"/>
+          <w:szCs w:val="23"/>
+        </w:rPr>
+        <w:t>m)",</w:t>
+      </w:r>
+    </w:p>
+    <w:p>
+      <w:pPr>
+        <w:pStyle w:val="NoSpacing"/>
+        <w:rPr>
+          <w:sz w:val="23"/>
+          <w:szCs w:val="23"/>
+        </w:rPr>
+      </w:pPr>
+      <w:r>
+        <w:rPr>
+          <w:sz w:val="23"/>
+          <w:szCs w:val="23"/>
+        </w:rPr>
+        <w:t>                        "C": "</w:t>
+      </w:r>
+      <w:proofErr w:type="gramStart"/>
+      <w:r>
+        <w:rPr>
+          <w:sz w:val="23"/>
+          <w:szCs w:val="23"/>
+        </w:rPr>
+        <w:t>Molarity(</w:t>
+      </w:r>
+      <w:proofErr w:type="gramEnd"/>
+      <w:r>
+        <w:rPr>
+          <w:sz w:val="23"/>
+          <w:szCs w:val="23"/>
+        </w:rPr>
+        <w:t>M)",</w:t>
+      </w:r>
+    </w:p>
+    <w:p>
+      <w:pPr>
+        <w:pStyle w:val="NoSpacing"/>
+        <w:rPr>
+          <w:sz w:val="23"/>
+          <w:szCs w:val="23"/>
+        </w:rPr>
+      </w:pPr>
+      <w:r>
+        <w:rPr>
+          <w:sz w:val="23"/>
+          <w:szCs w:val="23"/>
+        </w:rPr>
+        <w:t>                        "D": "None"},</w:t>
+      </w:r>
+    </w:p>
+    <w:p>
+      <w:pPr>
+        <w:pStyle w:val="NoSpacing"/>
+        <w:rPr>
+          <w:sz w:val="23"/>
+          <w:szCs w:val="23"/>
+        </w:rPr>
+      </w:pPr>
+      <w:r>
+        <w:rPr>
+          <w:sz w:val="23"/>
+          <w:szCs w:val="23"/>
+        </w:rPr>
+        <w:t>            "Answer": "C"},</w:t>
+      </w:r>
+    </w:p>
+    <w:p>
+      <w:pPr>
+        <w:pStyle w:val="NoSpacing"/>
+        <w:rPr>
+          <w:sz w:val="23"/>
+          <w:szCs w:val="23"/>
+        </w:rPr>
+      </w:pPr>
+      <w:r>
+        <w:rPr>
+          <w:sz w:val="23"/>
+          <w:szCs w:val="23"/>
+        </w:rPr>
         <w:lastRenderedPageBreak/>
-        <w:t>            "Choices": {"A": "</w:t>
-      </w:r>
-      <w:proofErr w:type="gramStart"/>
-      <w:r>
-        <w:rPr>
-          <w:sz w:val="23"/>
-          <w:szCs w:val="23"/>
-        </w:rPr>
-        <w:t>Normality(</w:t>
-      </w:r>
-      <w:proofErr w:type="gramEnd"/>
-      <w:r>
-        <w:rPr>
-          <w:sz w:val="23"/>
-          <w:szCs w:val="23"/>
-        </w:rPr>
-        <w:t>N)",</w:t>
-      </w:r>
-    </w:p>
-    <w:p>
-      <w:pPr>
-        <w:pStyle w:val="NoSpacing"/>
-        <w:rPr>
-          <w:sz w:val="23"/>
-          <w:szCs w:val="23"/>
-        </w:rPr>
-      </w:pPr>
-      <w:r>
-        <w:rPr>
-          <w:sz w:val="23"/>
-          <w:szCs w:val="23"/>
-        </w:rPr>
-        <w:t>                        "B": "</w:t>
-      </w:r>
-      <w:proofErr w:type="gramStart"/>
-      <w:r>
-        <w:rPr>
-          <w:sz w:val="23"/>
-          <w:szCs w:val="23"/>
-        </w:rPr>
-        <w:t>Molality(</w:t>
-      </w:r>
-      <w:proofErr w:type="gramEnd"/>
-      <w:r>
-        <w:rPr>
-          <w:sz w:val="23"/>
-          <w:szCs w:val="23"/>
-        </w:rPr>
-        <w:t>m)",</w:t>
-      </w:r>
-    </w:p>
-    <w:p>
-      <w:pPr>
-        <w:pStyle w:val="NoSpacing"/>
-        <w:rPr>
-          <w:sz w:val="23"/>
-          <w:szCs w:val="23"/>
-        </w:rPr>
-      </w:pPr>
-      <w:r>
-        <w:rPr>
-          <w:sz w:val="23"/>
-          <w:szCs w:val="23"/>
-        </w:rPr>
-        <w:t>                        "C": "</w:t>
-      </w:r>
-      <w:proofErr w:type="gramStart"/>
-      <w:r>
-        <w:rPr>
-          <w:sz w:val="23"/>
-          <w:szCs w:val="23"/>
-        </w:rPr>
-        <w:t>Molarity(</w:t>
-      </w:r>
-      <w:proofErr w:type="gramEnd"/>
-      <w:r>
-        <w:rPr>
-          <w:sz w:val="23"/>
-          <w:szCs w:val="23"/>
-        </w:rPr>
-        <w:t>M)",</w:t>
-      </w:r>
-    </w:p>
-    <w:p>
-      <w:pPr>
-        <w:pStyle w:val="NoSpacing"/>
-        <w:rPr>
-          <w:sz w:val="23"/>
-          <w:szCs w:val="23"/>
-        </w:rPr>
-      </w:pPr>
-      <w:r>
-        <w:rPr>
-          <w:sz w:val="23"/>
-          <w:szCs w:val="23"/>
-        </w:rPr>
-        <w:t>                        "D": "None"},</w:t>
-      </w:r>
-    </w:p>
-    <w:p>
-      <w:pPr>
-        <w:pStyle w:val="NoSpacing"/>
-        <w:rPr>
-          <w:sz w:val="23"/>
-          <w:szCs w:val="23"/>
-        </w:rPr>
-      </w:pPr>
-      <w:r>
-        <w:rPr>
-          <w:sz w:val="23"/>
-          <w:szCs w:val="23"/>
-        </w:rPr>
-        <w:t>            "Answer": "C"},</w:t>
-      </w:r>
-    </w:p>
-    <w:p>
-      <w:pPr>
-        <w:pStyle w:val="NoSpacing"/>
-        <w:rPr>
-          <w:sz w:val="23"/>
-          <w:szCs w:val="23"/>
-        </w:rPr>
-      </w:pPr>
-      <w:r>
-        <w:rPr>
-          <w:sz w:val="23"/>
-          <w:szCs w:val="23"/>
-        </w:rPr>
         <w:t>            {"Question": "Solve 24÷8+2.</w:t>
       </w:r>
       <w:proofErr w:type="gramStart"/>
@@ -7588,343 +8572,343 @@
           <w:sz w:val="23"/>
           <w:szCs w:val="23"/>
         </w:rPr>
+        <w:t>               </w:t>
+      </w:r>
+      <w:proofErr w:type="gramStart"/>
+      <w:r>
+        <w:rPr>
+          <w:sz w:val="23"/>
+          <w:szCs w:val="23"/>
+        </w:rPr>
+        <w:t>question</w:t>
+      </w:r>
+      <w:proofErr w:type="gramEnd"/>
+      <w:r>
+        <w:rPr>
+          <w:sz w:val="23"/>
+          <w:szCs w:val="23"/>
+        </w:rPr>
+        <w:t xml:space="preserve"> = input("Enter a Question: ")</w:t>
+      </w:r>
+    </w:p>
+    <w:p>
+      <w:pPr>
+        <w:pStyle w:val="NoSpacing"/>
+        <w:rPr>
+          <w:sz w:val="23"/>
+          <w:szCs w:val="23"/>
+        </w:rPr>
+      </w:pPr>
+      <w:r>
+        <w:rPr>
+          <w:sz w:val="23"/>
+          <w:szCs w:val="23"/>
+        </w:rPr>
+        <w:t>               </w:t>
+      </w:r>
+      <w:proofErr w:type="spellStart"/>
+      <w:r>
+        <w:rPr>
+          <w:sz w:val="23"/>
+          <w:szCs w:val="23"/>
+        </w:rPr>
+        <w:t>op_a</w:t>
+      </w:r>
+      <w:proofErr w:type="spellEnd"/>
+      <w:r>
+        <w:rPr>
+          <w:sz w:val="23"/>
+          <w:szCs w:val="23"/>
+        </w:rPr>
+        <w:t xml:space="preserve"> = </w:t>
+      </w:r>
+      <w:proofErr w:type="gramStart"/>
+      <w:r>
+        <w:rPr>
+          <w:sz w:val="23"/>
+          <w:szCs w:val="23"/>
+        </w:rPr>
+        <w:t>input(</w:t>
+      </w:r>
+      <w:proofErr w:type="gramEnd"/>
+      <w:r>
+        <w:rPr>
+          <w:sz w:val="23"/>
+          <w:szCs w:val="23"/>
+        </w:rPr>
+        <w:t>"Enter Option A: ")</w:t>
+      </w:r>
+    </w:p>
+    <w:p>
+      <w:pPr>
+        <w:pStyle w:val="NoSpacing"/>
+        <w:rPr>
+          <w:sz w:val="23"/>
+          <w:szCs w:val="23"/>
+        </w:rPr>
+      </w:pPr>
+      <w:r>
+        <w:rPr>
+          <w:sz w:val="23"/>
+          <w:szCs w:val="23"/>
+        </w:rPr>
+        <w:t>               </w:t>
+      </w:r>
+      <w:proofErr w:type="spellStart"/>
+      <w:r>
+        <w:rPr>
+          <w:sz w:val="23"/>
+          <w:szCs w:val="23"/>
+        </w:rPr>
+        <w:t>op_b</w:t>
+      </w:r>
+      <w:proofErr w:type="spellEnd"/>
+      <w:r>
+        <w:rPr>
+          <w:sz w:val="23"/>
+          <w:szCs w:val="23"/>
+        </w:rPr>
+        <w:t xml:space="preserve"> = </w:t>
+      </w:r>
+      <w:proofErr w:type="gramStart"/>
+      <w:r>
+        <w:rPr>
+          <w:sz w:val="23"/>
+          <w:szCs w:val="23"/>
+        </w:rPr>
+        <w:t>input(</w:t>
+      </w:r>
+      <w:proofErr w:type="gramEnd"/>
+      <w:r>
+        <w:rPr>
+          <w:sz w:val="23"/>
+          <w:szCs w:val="23"/>
+        </w:rPr>
+        <w:t>"Enter Option B: ")</w:t>
+      </w:r>
+    </w:p>
+    <w:p>
+      <w:pPr>
+        <w:pStyle w:val="NoSpacing"/>
+        <w:rPr>
+          <w:sz w:val="23"/>
+          <w:szCs w:val="23"/>
+        </w:rPr>
+      </w:pPr>
+      <w:r>
+        <w:rPr>
+          <w:sz w:val="23"/>
+          <w:szCs w:val="23"/>
+        </w:rPr>
+        <w:t>               </w:t>
+      </w:r>
+      <w:proofErr w:type="spellStart"/>
+      <w:r>
+        <w:rPr>
+          <w:sz w:val="23"/>
+          <w:szCs w:val="23"/>
+        </w:rPr>
+        <w:t>op_c</w:t>
+      </w:r>
+      <w:proofErr w:type="spellEnd"/>
+      <w:r>
+        <w:rPr>
+          <w:sz w:val="23"/>
+          <w:szCs w:val="23"/>
+        </w:rPr>
+        <w:t xml:space="preserve"> = </w:t>
+      </w:r>
+      <w:proofErr w:type="gramStart"/>
+      <w:r>
+        <w:rPr>
+          <w:sz w:val="23"/>
+          <w:szCs w:val="23"/>
+        </w:rPr>
+        <w:t>input(</w:t>
+      </w:r>
+      <w:proofErr w:type="gramEnd"/>
+      <w:r>
+        <w:rPr>
+          <w:sz w:val="23"/>
+          <w:szCs w:val="23"/>
+        </w:rPr>
+        <w:t>"Enter Option C: ")</w:t>
+      </w:r>
+    </w:p>
+    <w:p>
+      <w:pPr>
+        <w:pStyle w:val="NoSpacing"/>
+        <w:rPr>
+          <w:sz w:val="23"/>
+          <w:szCs w:val="23"/>
+        </w:rPr>
+      </w:pPr>
+      <w:r>
+        <w:rPr>
+          <w:sz w:val="23"/>
+          <w:szCs w:val="23"/>
+        </w:rPr>
+        <w:t>               </w:t>
+      </w:r>
+      <w:proofErr w:type="spellStart"/>
+      <w:r>
+        <w:rPr>
+          <w:sz w:val="23"/>
+          <w:szCs w:val="23"/>
+        </w:rPr>
+        <w:t>op_d</w:t>
+      </w:r>
+      <w:proofErr w:type="spellEnd"/>
+      <w:r>
+        <w:rPr>
+          <w:sz w:val="23"/>
+          <w:szCs w:val="23"/>
+        </w:rPr>
+        <w:t xml:space="preserve"> = </w:t>
+      </w:r>
+      <w:proofErr w:type="gramStart"/>
+      <w:r>
+        <w:rPr>
+          <w:sz w:val="23"/>
+          <w:szCs w:val="23"/>
+        </w:rPr>
+        <w:t>input(</w:t>
+      </w:r>
+      <w:proofErr w:type="gramEnd"/>
+      <w:r>
+        <w:rPr>
+          <w:sz w:val="23"/>
+          <w:szCs w:val="23"/>
+        </w:rPr>
+        <w:t>"Enter Option D: ")</w:t>
+      </w:r>
+    </w:p>
+    <w:p>
+      <w:pPr>
+        <w:pStyle w:val="NoSpacing"/>
+        <w:rPr>
+          <w:sz w:val="23"/>
+          <w:szCs w:val="23"/>
+        </w:rPr>
+      </w:pPr>
+      <w:r>
+        <w:rPr>
+          <w:sz w:val="23"/>
+          <w:szCs w:val="23"/>
+        </w:rPr>
+        <w:t>               </w:t>
+      </w:r>
+      <w:proofErr w:type="spellStart"/>
+      <w:r>
+        <w:rPr>
+          <w:sz w:val="23"/>
+          <w:szCs w:val="23"/>
+        </w:rPr>
+        <w:t>correct_ans</w:t>
+      </w:r>
+      <w:proofErr w:type="spellEnd"/>
+      <w:r>
+        <w:rPr>
+          <w:sz w:val="23"/>
+          <w:szCs w:val="23"/>
+        </w:rPr>
+        <w:t xml:space="preserve"> = </w:t>
+      </w:r>
+      <w:proofErr w:type="gramStart"/>
+      <w:r>
+        <w:rPr>
+          <w:sz w:val="23"/>
+          <w:szCs w:val="23"/>
+        </w:rPr>
+        <w:t>input(</w:t>
+      </w:r>
+      <w:proofErr w:type="gramEnd"/>
+      <w:r>
+        <w:rPr>
+          <w:sz w:val="23"/>
+          <w:szCs w:val="23"/>
+        </w:rPr>
+        <w:t>"Enter correct Answer: ").upper()</w:t>
+      </w:r>
+    </w:p>
+    <w:p>
+      <w:pPr>
+        <w:pStyle w:val="NoSpacing"/>
+        <w:rPr>
+          <w:sz w:val="23"/>
+          <w:szCs w:val="23"/>
+        </w:rPr>
+      </w:pPr>
+      <w:r>
+        <w:rPr>
+          <w:sz w:val="23"/>
+          <w:szCs w:val="23"/>
+        </w:rPr>
+        <w:t>               </w:t>
+      </w:r>
+      <w:proofErr w:type="spellStart"/>
+      <w:r>
+        <w:rPr>
+          <w:sz w:val="23"/>
+          <w:szCs w:val="23"/>
+        </w:rPr>
+        <w:t>new_ques</w:t>
+      </w:r>
+      <w:proofErr w:type="spellEnd"/>
+      <w:r>
+        <w:rPr>
+          <w:sz w:val="23"/>
+          <w:szCs w:val="23"/>
+        </w:rPr>
+        <w:t xml:space="preserve"> = {"Question": question,</w:t>
+      </w:r>
+    </w:p>
+    <w:p>
+      <w:pPr>
+        <w:pStyle w:val="NoSpacing"/>
+        <w:rPr>
+          <w:sz w:val="23"/>
+          <w:szCs w:val="23"/>
+        </w:rPr>
+      </w:pPr>
+      <w:r>
+        <w:rPr>
+          <w:sz w:val="23"/>
+          <w:szCs w:val="23"/>
+        </w:rPr>
+        <w:t xml:space="preserve">                           "Choices": {"A": </w:t>
+      </w:r>
+      <w:proofErr w:type="spellStart"/>
+      <w:r>
+        <w:rPr>
+          <w:sz w:val="23"/>
+          <w:szCs w:val="23"/>
+        </w:rPr>
+        <w:t>op_a</w:t>
+      </w:r>
+      <w:proofErr w:type="spellEnd"/>
+      <w:r>
+        <w:rPr>
+          <w:sz w:val="23"/>
+          <w:szCs w:val="23"/>
+        </w:rPr>
+        <w:t>,</w:t>
+      </w:r>
+    </w:p>
+    <w:p>
+      <w:pPr>
+        <w:pStyle w:val="NoSpacing"/>
+        <w:rPr>
+          <w:sz w:val="23"/>
+          <w:szCs w:val="23"/>
+        </w:rPr>
+      </w:pPr>
+      <w:r>
+        <w:rPr>
+          <w:sz w:val="23"/>
+          <w:szCs w:val="23"/>
+        </w:rPr>
         <w:lastRenderedPageBreak/>
-        <w:t>               </w:t>
-      </w:r>
-      <w:proofErr w:type="gramStart"/>
-      <w:r>
-        <w:rPr>
-          <w:sz w:val="23"/>
-          <w:szCs w:val="23"/>
-        </w:rPr>
-        <w:t>question</w:t>
-      </w:r>
-      <w:proofErr w:type="gramEnd"/>
-      <w:r>
-        <w:rPr>
-          <w:sz w:val="23"/>
-          <w:szCs w:val="23"/>
-        </w:rPr>
-        <w:t xml:space="preserve"> = input("Enter a Question: ")</w:t>
-      </w:r>
-    </w:p>
-    <w:p>
-      <w:pPr>
-        <w:pStyle w:val="NoSpacing"/>
-        <w:rPr>
-          <w:sz w:val="23"/>
-          <w:szCs w:val="23"/>
-        </w:rPr>
-      </w:pPr>
-      <w:r>
-        <w:rPr>
-          <w:sz w:val="23"/>
-          <w:szCs w:val="23"/>
-        </w:rPr>
-        <w:t>               </w:t>
-      </w:r>
-      <w:proofErr w:type="spellStart"/>
-      <w:r>
-        <w:rPr>
-          <w:sz w:val="23"/>
-          <w:szCs w:val="23"/>
-        </w:rPr>
-        <w:t>op_a</w:t>
-      </w:r>
-      <w:proofErr w:type="spellEnd"/>
-      <w:r>
-        <w:rPr>
-          <w:sz w:val="23"/>
-          <w:szCs w:val="23"/>
-        </w:rPr>
-        <w:t xml:space="preserve"> = </w:t>
-      </w:r>
-      <w:proofErr w:type="gramStart"/>
-      <w:r>
-        <w:rPr>
-          <w:sz w:val="23"/>
-          <w:szCs w:val="23"/>
-        </w:rPr>
-        <w:t>input(</w:t>
-      </w:r>
-      <w:proofErr w:type="gramEnd"/>
-      <w:r>
-        <w:rPr>
-          <w:sz w:val="23"/>
-          <w:szCs w:val="23"/>
-        </w:rPr>
-        <w:t>"Enter Option A: ")</w:t>
-      </w:r>
-    </w:p>
-    <w:p>
-      <w:pPr>
-        <w:pStyle w:val="NoSpacing"/>
-        <w:rPr>
-          <w:sz w:val="23"/>
-          <w:szCs w:val="23"/>
-        </w:rPr>
-      </w:pPr>
-      <w:r>
-        <w:rPr>
-          <w:sz w:val="23"/>
-          <w:szCs w:val="23"/>
-        </w:rPr>
-        <w:t>               </w:t>
-      </w:r>
-      <w:proofErr w:type="spellStart"/>
-      <w:r>
-        <w:rPr>
-          <w:sz w:val="23"/>
-          <w:szCs w:val="23"/>
-        </w:rPr>
-        <w:t>op_b</w:t>
-      </w:r>
-      <w:proofErr w:type="spellEnd"/>
-      <w:r>
-        <w:rPr>
-          <w:sz w:val="23"/>
-          <w:szCs w:val="23"/>
-        </w:rPr>
-        <w:t xml:space="preserve"> = </w:t>
-      </w:r>
-      <w:proofErr w:type="gramStart"/>
-      <w:r>
-        <w:rPr>
-          <w:sz w:val="23"/>
-          <w:szCs w:val="23"/>
-        </w:rPr>
-        <w:t>input(</w:t>
-      </w:r>
-      <w:proofErr w:type="gramEnd"/>
-      <w:r>
-        <w:rPr>
-          <w:sz w:val="23"/>
-          <w:szCs w:val="23"/>
-        </w:rPr>
-        <w:t>"Enter Option B: ")</w:t>
-      </w:r>
-    </w:p>
-    <w:p>
-      <w:pPr>
-        <w:pStyle w:val="NoSpacing"/>
-        <w:rPr>
-          <w:sz w:val="23"/>
-          <w:szCs w:val="23"/>
-        </w:rPr>
-      </w:pPr>
-      <w:r>
-        <w:rPr>
-          <w:sz w:val="23"/>
-          <w:szCs w:val="23"/>
-        </w:rPr>
-        <w:t>               </w:t>
-      </w:r>
-      <w:proofErr w:type="spellStart"/>
-      <w:r>
-        <w:rPr>
-          <w:sz w:val="23"/>
-          <w:szCs w:val="23"/>
-        </w:rPr>
-        <w:t>op_c</w:t>
-      </w:r>
-      <w:proofErr w:type="spellEnd"/>
-      <w:r>
-        <w:rPr>
-          <w:sz w:val="23"/>
-          <w:szCs w:val="23"/>
-        </w:rPr>
-        <w:t xml:space="preserve"> = </w:t>
-      </w:r>
-      <w:proofErr w:type="gramStart"/>
-      <w:r>
-        <w:rPr>
-          <w:sz w:val="23"/>
-          <w:szCs w:val="23"/>
-        </w:rPr>
-        <w:t>input(</w:t>
-      </w:r>
-      <w:proofErr w:type="gramEnd"/>
-      <w:r>
-        <w:rPr>
-          <w:sz w:val="23"/>
-          <w:szCs w:val="23"/>
-        </w:rPr>
-        <w:t>"Enter Option C: ")</w:t>
-      </w:r>
-    </w:p>
-    <w:p>
-      <w:pPr>
-        <w:pStyle w:val="NoSpacing"/>
-        <w:rPr>
-          <w:sz w:val="23"/>
-          <w:szCs w:val="23"/>
-        </w:rPr>
-      </w:pPr>
-      <w:r>
-        <w:rPr>
-          <w:sz w:val="23"/>
-          <w:szCs w:val="23"/>
-        </w:rPr>
-        <w:t>               </w:t>
-      </w:r>
-      <w:proofErr w:type="spellStart"/>
-      <w:r>
-        <w:rPr>
-          <w:sz w:val="23"/>
-          <w:szCs w:val="23"/>
-        </w:rPr>
-        <w:t>op_d</w:t>
-      </w:r>
-      <w:proofErr w:type="spellEnd"/>
-      <w:r>
-        <w:rPr>
-          <w:sz w:val="23"/>
-          <w:szCs w:val="23"/>
-        </w:rPr>
-        <w:t xml:space="preserve"> = </w:t>
-      </w:r>
-      <w:proofErr w:type="gramStart"/>
-      <w:r>
-        <w:rPr>
-          <w:sz w:val="23"/>
-          <w:szCs w:val="23"/>
-        </w:rPr>
-        <w:t>input(</w:t>
-      </w:r>
-      <w:proofErr w:type="gramEnd"/>
-      <w:r>
-        <w:rPr>
-          <w:sz w:val="23"/>
-          <w:szCs w:val="23"/>
-        </w:rPr>
-        <w:t>"Enter Option D: ")</w:t>
-      </w:r>
-    </w:p>
-    <w:p>
-      <w:pPr>
-        <w:pStyle w:val="NoSpacing"/>
-        <w:rPr>
-          <w:sz w:val="23"/>
-          <w:szCs w:val="23"/>
-        </w:rPr>
-      </w:pPr>
-      <w:r>
-        <w:rPr>
-          <w:sz w:val="23"/>
-          <w:szCs w:val="23"/>
-        </w:rPr>
-        <w:t>               </w:t>
-      </w:r>
-      <w:proofErr w:type="spellStart"/>
-      <w:r>
-        <w:rPr>
-          <w:sz w:val="23"/>
-          <w:szCs w:val="23"/>
-        </w:rPr>
-        <w:t>correct_ans</w:t>
-      </w:r>
-      <w:proofErr w:type="spellEnd"/>
-      <w:r>
-        <w:rPr>
-          <w:sz w:val="23"/>
-          <w:szCs w:val="23"/>
-        </w:rPr>
-        <w:t xml:space="preserve"> = </w:t>
-      </w:r>
-      <w:proofErr w:type="gramStart"/>
-      <w:r>
-        <w:rPr>
-          <w:sz w:val="23"/>
-          <w:szCs w:val="23"/>
-        </w:rPr>
-        <w:t>input(</w:t>
-      </w:r>
-      <w:proofErr w:type="gramEnd"/>
-      <w:r>
-        <w:rPr>
-          <w:sz w:val="23"/>
-          <w:szCs w:val="23"/>
-        </w:rPr>
-        <w:t>"Enter correct Answer: ").upper()</w:t>
-      </w:r>
-    </w:p>
-    <w:p>
-      <w:pPr>
-        <w:pStyle w:val="NoSpacing"/>
-        <w:rPr>
-          <w:sz w:val="23"/>
-          <w:szCs w:val="23"/>
-        </w:rPr>
-      </w:pPr>
-      <w:r>
-        <w:rPr>
-          <w:sz w:val="23"/>
-          <w:szCs w:val="23"/>
-        </w:rPr>
-        <w:t>               </w:t>
-      </w:r>
-      <w:proofErr w:type="spellStart"/>
-      <w:r>
-        <w:rPr>
-          <w:sz w:val="23"/>
-          <w:szCs w:val="23"/>
-        </w:rPr>
-        <w:t>new_ques</w:t>
-      </w:r>
-      <w:proofErr w:type="spellEnd"/>
-      <w:r>
-        <w:rPr>
-          <w:sz w:val="23"/>
-          <w:szCs w:val="23"/>
-        </w:rPr>
-        <w:t xml:space="preserve"> = {"Question": question,</w:t>
-      </w:r>
-    </w:p>
-    <w:p>
-      <w:pPr>
-        <w:pStyle w:val="NoSpacing"/>
-        <w:rPr>
-          <w:sz w:val="23"/>
-          <w:szCs w:val="23"/>
-        </w:rPr>
-      </w:pPr>
-      <w:r>
-        <w:rPr>
-          <w:sz w:val="23"/>
-          <w:szCs w:val="23"/>
-        </w:rPr>
-        <w:t xml:space="preserve">                           "Choices": {"A": </w:t>
-      </w:r>
-      <w:proofErr w:type="spellStart"/>
-      <w:r>
-        <w:rPr>
-          <w:sz w:val="23"/>
-          <w:szCs w:val="23"/>
-        </w:rPr>
-        <w:t>op_a</w:t>
-      </w:r>
-      <w:proofErr w:type="spellEnd"/>
-      <w:r>
-        <w:rPr>
-          <w:sz w:val="23"/>
-          <w:szCs w:val="23"/>
-        </w:rPr>
-        <w:t>,</w:t>
-      </w:r>
-    </w:p>
-    <w:p>
-      <w:pPr>
-        <w:pStyle w:val="NoSpacing"/>
-        <w:rPr>
-          <w:sz w:val="23"/>
-          <w:szCs w:val="23"/>
-        </w:rPr>
-      </w:pPr>
-      <w:r>
-        <w:rPr>
-          <w:sz w:val="23"/>
-          <w:szCs w:val="23"/>
-        </w:rPr>
         <w:t xml:space="preserve">                                       "B": </w:t>
       </w:r>
       <w:proofErr w:type="spellStart"/>
@@ -9553,7 +10537,6 @@
           <w:sz w:val="23"/>
           <w:szCs w:val="23"/>
         </w:rPr>
-        <w:lastRenderedPageBreak/>
         <w:t xml:space="preserve">                    </w:t>
       </w:r>
       <w:proofErr w:type="gramStart"/>
@@ -9951,6 +10934,7 @@
           <w:sz w:val="23"/>
           <w:szCs w:val="23"/>
         </w:rPr>
+        <w:lastRenderedPageBreak/>
         <w:t>def</w:t>
       </w:r>
       <w:proofErr w:type="spellEnd"/>
@@ -11209,7 +12193,6 @@
           <w:sz w:val="23"/>
           <w:szCs w:val="23"/>
         </w:rPr>
-        <w:lastRenderedPageBreak/>
         <w:t>def</w:t>
       </w:r>
       <w:proofErr w:type="spellEnd"/>
@@ -11669,6 +12652,7 @@
           <w:sz w:val="23"/>
           <w:szCs w:val="23"/>
         </w:rPr>
+        <w:lastRenderedPageBreak/>
         <w:t xml:space="preserve">                </w:t>
       </w:r>
       <w:proofErr w:type="gramStart"/>
@@ -12787,7 +13771,6 @@
           <w:sz w:val="23"/>
           <w:szCs w:val="23"/>
         </w:rPr>
-        <w:lastRenderedPageBreak/>
         <w:t>              "Percentage": percentage,</w:t>
       </w:r>
     </w:p>
@@ -13284,7 +14267,7 @@
       </w:r>
     </w:p>
     <w:sectPr>
-      <w:pgSz w:w="12240" w:h="15840"/>
+      <w:pgSz w:w="11906" w:h="16838" w:code="9"/>
       <w:pgMar w:top="1440" w:right="1800" w:bottom="1440" w:left="1800" w:header="720" w:footer="720" w:gutter="0"/>
       <w:cols w:space="720"/>
       <w:docGrid w:linePitch="360"/>
@@ -13891,6 +14874,155 @@
     </w:lvl>
   </w:abstractNum>
   <w:abstractNum w:abstractNumId="11" w15:restartNumberingAfterBreak="0">
+    <w:nsid w:val="37074DE2"/>
+    <w:multiLevelType w:val="multilevel"/>
+    <w:tmpl w:val="54EAEF82"/>
+    <w:lvl w:ilvl="0">
+      <w:start w:val="1"/>
+      <w:numFmt w:val="bullet"/>
+      <w:lvlText w:val=""/>
+      <w:lvlJc w:val="left"/>
+      <w:pPr>
+        <w:tabs>
+          <w:tab w:val="num" w:pos="720"/>
+        </w:tabs>
+        <w:ind w:left="720" w:hanging="360"/>
+      </w:pPr>
+      <w:rPr>
+        <w:rFonts w:ascii="Symbol" w:hAnsi="Symbol" w:hint="default"/>
+        <w:sz w:val="20"/>
+      </w:rPr>
+    </w:lvl>
+    <w:lvl w:ilvl="1" w:tentative="1">
+      <w:start w:val="1"/>
+      <w:numFmt w:val="bullet"/>
+      <w:lvlText w:val="o"/>
+      <w:lvlJc w:val="left"/>
+      <w:pPr>
+        <w:tabs>
+          <w:tab w:val="num" w:pos="1440"/>
+        </w:tabs>
+        <w:ind w:left="1440" w:hanging="360"/>
+      </w:pPr>
+      <w:rPr>
+        <w:rFonts w:ascii="Courier New" w:hAnsi="Courier New" w:hint="default"/>
+        <w:sz w:val="20"/>
+      </w:rPr>
+    </w:lvl>
+    <w:lvl w:ilvl="2" w:tentative="1">
+      <w:start w:val="1"/>
+      <w:numFmt w:val="bullet"/>
+      <w:lvlText w:val=""/>
+      <w:lvlJc w:val="left"/>
+      <w:pPr>
+        <w:tabs>
+          <w:tab w:val="num" w:pos="2160"/>
+        </w:tabs>
+        <w:ind w:left="2160" w:hanging="360"/>
+      </w:pPr>
+      <w:rPr>
+        <w:rFonts w:ascii="Wingdings" w:hAnsi="Wingdings" w:hint="default"/>
+        <w:sz w:val="20"/>
+      </w:rPr>
+    </w:lvl>
+    <w:lvl w:ilvl="3" w:tentative="1">
+      <w:start w:val="1"/>
+      <w:numFmt w:val="bullet"/>
+      <w:lvlText w:val=""/>
+      <w:lvlJc w:val="left"/>
+      <w:pPr>
+        <w:tabs>
+          <w:tab w:val="num" w:pos="2880"/>
+        </w:tabs>
+        <w:ind w:left="2880" w:hanging="360"/>
+      </w:pPr>
+      <w:rPr>
+        <w:rFonts w:ascii="Wingdings" w:hAnsi="Wingdings" w:hint="default"/>
+        <w:sz w:val="20"/>
+      </w:rPr>
+    </w:lvl>
+    <w:lvl w:ilvl="4" w:tentative="1">
+      <w:start w:val="1"/>
+      <w:numFmt w:val="bullet"/>
+      <w:lvlText w:val=""/>
+      <w:lvlJc w:val="left"/>
+      <w:pPr>
+        <w:tabs>
+          <w:tab w:val="num" w:pos="3600"/>
+        </w:tabs>
+        <w:ind w:left="3600" w:hanging="360"/>
+      </w:pPr>
+      <w:rPr>
+        <w:rFonts w:ascii="Wingdings" w:hAnsi="Wingdings" w:hint="default"/>
+        <w:sz w:val="20"/>
+      </w:rPr>
+    </w:lvl>
+    <w:lvl w:ilvl="5" w:tentative="1">
+      <w:start w:val="1"/>
+      <w:numFmt w:val="bullet"/>
+      <w:lvlText w:val=""/>
+      <w:lvlJc w:val="left"/>
+      <w:pPr>
+        <w:tabs>
+          <w:tab w:val="num" w:pos="4320"/>
+        </w:tabs>
+        <w:ind w:left="4320" w:hanging="360"/>
+      </w:pPr>
+      <w:rPr>
+        <w:rFonts w:ascii="Wingdings" w:hAnsi="Wingdings" w:hint="default"/>
+        <w:sz w:val="20"/>
+      </w:rPr>
+    </w:lvl>
+    <w:lvl w:ilvl="6" w:tentative="1">
+      <w:start w:val="1"/>
+      <w:numFmt w:val="bullet"/>
+      <w:lvlText w:val=""/>
+      <w:lvlJc w:val="left"/>
+      <w:pPr>
+        <w:tabs>
+          <w:tab w:val="num" w:pos="5040"/>
+        </w:tabs>
+        <w:ind w:left="5040" w:hanging="360"/>
+      </w:pPr>
+      <w:rPr>
+        <w:rFonts w:ascii="Wingdings" w:hAnsi="Wingdings" w:hint="default"/>
+        <w:sz w:val="20"/>
+      </w:rPr>
+    </w:lvl>
+    <w:lvl w:ilvl="7" w:tentative="1">
+      <w:start w:val="1"/>
+      <w:numFmt w:val="bullet"/>
+      <w:lvlText w:val=""/>
+      <w:lvlJc w:val="left"/>
+      <w:pPr>
+        <w:tabs>
+          <w:tab w:val="num" w:pos="5760"/>
+        </w:tabs>
+        <w:ind w:left="5760" w:hanging="360"/>
+      </w:pPr>
+      <w:rPr>
+        <w:rFonts w:ascii="Wingdings" w:hAnsi="Wingdings" w:hint="default"/>
+        <w:sz w:val="20"/>
+      </w:rPr>
+    </w:lvl>
+    <w:lvl w:ilvl="8" w:tentative="1">
+      <w:start w:val="1"/>
+      <w:numFmt w:val="bullet"/>
+      <w:lvlText w:val=""/>
+      <w:lvlJc w:val="left"/>
+      <w:pPr>
+        <w:tabs>
+          <w:tab w:val="num" w:pos="6480"/>
+        </w:tabs>
+        <w:ind w:left="6480" w:hanging="360"/>
+      </w:pPr>
+      <w:rPr>
+        <w:rFonts w:ascii="Wingdings" w:hAnsi="Wingdings" w:hint="default"/>
+        <w:sz w:val="20"/>
+      </w:rPr>
+    </w:lvl>
+  </w:abstractNum>
+  <w:abstractNum w:abstractNumId="12" w15:restartNumberingAfterBreak="0">
     <w:nsid w:val="6F7F3BEF"/>
     <w:multiLevelType w:val="hybridMultilevel"/>
     <w:tmpl w:val="22683138"/>
@@ -14102,7 +15234,7 @@
       </w:rPr>
     </w:lvl>
   </w:abstractNum>
-  <w:abstractNum w:abstractNumId="12" w15:restartNumberingAfterBreak="0">
+  <w:abstractNum w:abstractNumId="13" w15:restartNumberingAfterBreak="0">
     <w:nsid w:val="75047BBA"/>
     <w:multiLevelType w:val="hybridMultilevel"/>
     <w:tmpl w:val="AAFAD25E"/>
@@ -14345,13 +15477,16 @@
     <w:abstractNumId w:val="9"/>
   </w:num>
   <w:num w:numId="11">
-    <w:abstractNumId w:val="11"/>
+    <w:abstractNumId w:val="12"/>
   </w:num>
   <w:num w:numId="12">
-    <w:abstractNumId w:val="12"/>
+    <w:abstractNumId w:val="13"/>
   </w:num>
   <w:num w:numId="13">
     <w:abstractNumId w:val="10"/>
+  </w:num>
+  <w:num w:numId="14">
+    <w:abstractNumId w:val="11"/>
   </w:num>
 </w:numbering>
 </file>
@@ -14954,7 +16089,6 @@
   <w:style w:type="character" w:default="1" w:styleId="DefaultParagraphFont">
     <w:name w:val="Default Paragraph Font"/>
     <w:uiPriority w:val="1"/>
-    <w:semiHidden/>
     <w:unhideWhenUsed/>
   </w:style>
   <w:style w:type="table" w:default="1" w:styleId="TableNormal">
@@ -25746,6 +26880,38 @@
       </w:tblCellMar>
     </w:tblPr>
   </w:style>
+  <w:style w:type="paragraph" w:styleId="NormalWeb">
+    <w:name w:val="Normal (Web)"/>
+    <w:basedOn w:val="Normal"/>
+    <w:uiPriority w:val="99"/>
+    <w:unhideWhenUsed/>
+    <w:rsid w:val="003571D6"/>
+    <w:pPr>
+      <w:spacing w:before="100" w:beforeAutospacing="1" w:after="100" w:afterAutospacing="1" w:line="240" w:lineRule="auto"/>
+    </w:pPr>
+    <w:rPr>
+      <w:rFonts w:ascii="Times New Roman" w:eastAsia="Times New Roman" w:hAnsi="Times New Roman" w:cs="Times New Roman"/>
+      <w:sz w:val="24"/>
+      <w:szCs w:val="24"/>
+    </w:rPr>
+  </w:style>
+  <w:style w:type="character" w:customStyle="1" w:styleId="t286pc">
+    <w:name w:val="t286pc"/>
+    <w:basedOn w:val="DefaultParagraphFont"/>
+    <w:rsid w:val="00FE0A90"/>
+  </w:style>
+  <w:style w:type="character" w:styleId="Hyperlink">
+    <w:name w:val="Hyperlink"/>
+    <w:basedOn w:val="DefaultParagraphFont"/>
+    <w:uiPriority w:val="99"/>
+    <w:semiHidden/>
+    <w:unhideWhenUsed/>
+    <w:rsid w:val="00FE0A90"/>
+    <w:rPr>
+      <w:color w:val="0000FF"/>
+      <w:u w:val="single"/>
+    </w:rPr>
+  </w:style>
 </w:styles>
 </file>
 
@@ -26074,7 +27240,7 @@
 </file>
 
 <file path=customXml/itemProps1.xml><?xml version="1.0" encoding="utf-8"?>
-<ds:datastoreItem xmlns:ds="http://schemas.openxmlformats.org/officeDocument/2006/customXml" ds:itemID="{832FC063-D503-4744-B457-CA80BCBE6866}">
+<ds:datastoreItem xmlns:ds="http://schemas.openxmlformats.org/officeDocument/2006/customXml" ds:itemID="{6A5E7AB6-B927-4F70-A9C4-BC43752CF0E1}">
   <ds:schemaRefs>
     <ds:schemaRef ds:uri="http://schemas.openxmlformats.org/officeDocument/2006/bibliography"/>
   </ds:schemaRefs>
